--- a/КП Луев.docx
+++ b/КП Луев.docx
@@ -63,33 +63,33 @@
           <w:b/>
           <w:bCs/>
         </w:rPr>
-        <w:t>(</w:t>
-      </w:r>
-      <w:proofErr w:type="spellStart"/>
-      <w:r>
+        <w:t>(СПбГУТ)</w:t>
+      </w:r>
+    </w:p>
+    <w:p>
+      <w:pPr>
+        <w:jc w:val="center"/>
         <w:rPr>
           <w:b/>
           <w:bCs/>
         </w:rPr>
-        <w:t>СПбГУТ</w:t>
-      </w:r>
-      <w:proofErr w:type="spellEnd"/>
-      <w:r>
+      </w:pPr>
+    </w:p>
+    <w:p>
+      <w:pPr>
+        <w:jc w:val="center"/>
         <w:rPr>
           <w:b/>
           <w:bCs/>
         </w:rPr>
-        <w:t>)</w:t>
-      </w:r>
-    </w:p>
-    <w:p>
-      <w:pPr>
-        <w:jc w:val="center"/>
+      </w:pPr>
+      <w:r>
         <w:rPr>
           <w:b/>
           <w:bCs/>
         </w:rPr>
-      </w:pPr>
+        <w:t>АРХАНГЕЛЬСКИЙ КОЛЛЕДЖ ТЕЛЕКОММУНИКАЦИЙ</w:t>
+      </w:r>
     </w:p>
     <w:p>
       <w:pPr>
@@ -104,7 +104,7 @@
           <w:b/>
           <w:bCs/>
         </w:rPr>
-        <w:t>АРХАНГЕЛЬСКИЙ КОЛЛЕДЖ ТЕЛЕКОММУНИКАЦИЙ</w:t>
+        <w:t>ИМ. Б.Л. РОЗИНГА (ФИЛИАЛ) СПбГУТ</w:t>
       </w:r>
     </w:p>
     <w:p>
@@ -120,48 +120,7 @@
           <w:b/>
           <w:bCs/>
         </w:rPr>
-        <w:t xml:space="preserve">ИМ. Б.Л. РОЗИНГА (ФИЛИАЛ) </w:t>
-      </w:r>
-      <w:proofErr w:type="spellStart"/>
-      <w:r>
-        <w:rPr>
-          <w:b/>
-          <w:bCs/>
-        </w:rPr>
-        <w:t>СПбГУТ</w:t>
-      </w:r>
-      <w:proofErr w:type="spellEnd"/>
-    </w:p>
-    <w:p>
-      <w:pPr>
-        <w:jc w:val="center"/>
-        <w:rPr>
-          <w:b/>
-          <w:bCs/>
-        </w:rPr>
-      </w:pPr>
-      <w:r>
-        <w:rPr>
-          <w:b/>
-          <w:bCs/>
-        </w:rPr>
-        <w:t xml:space="preserve">(АКТ (ф) </w:t>
-      </w:r>
-      <w:proofErr w:type="spellStart"/>
-      <w:r>
-        <w:rPr>
-          <w:b/>
-          <w:bCs/>
-        </w:rPr>
-        <w:t>СПбГУТ</w:t>
-      </w:r>
-      <w:proofErr w:type="spellEnd"/>
-      <w:r>
-        <w:rPr>
-          <w:b/>
-          <w:bCs/>
-        </w:rPr>
-        <w:t>)</w:t>
+        <w:t>(АКТ (ф) СПбГУТ)</w:t>
       </w:r>
     </w:p>
     <w:p>
@@ -367,8 +326,6 @@
               </w:rPr>
               <w:t>Л109. 25КП01. 015</w:t>
             </w:r>
-            <w:bookmarkStart w:id="0" w:name="_GoBack"/>
-            <w:bookmarkEnd w:id="0"/>
             <w:r>
               <w:rPr>
                 <w:sz w:val="40"/>
@@ -685,19 +642,8 @@
                 <w:sz w:val="28"/>
                 <w:szCs w:val="28"/>
               </w:rPr>
-              <w:t xml:space="preserve">Р.В </w:t>
+              <w:t>Р.В Луев</w:t>
             </w:r>
-            <w:proofErr w:type="spellStart"/>
-            <w:r>
-              <w:rPr>
-                <w:b w:val="0"/>
-                <w:bCs w:val="0"/>
-                <w:sz w:val="28"/>
-                <w:szCs w:val="28"/>
-              </w:rPr>
-              <w:t>Луев</w:t>
-            </w:r>
-            <w:proofErr w:type="spellEnd"/>
           </w:p>
         </w:tc>
       </w:tr>
@@ -965,7 +911,6 @@
               </w:rPr>
               <w:t xml:space="preserve"> </w:t>
             </w:r>
-            <w:proofErr w:type="spellStart"/>
             <w:r>
               <w:rPr>
                 <w:b w:val="0"/>
@@ -975,7 +920,6 @@
               </w:rPr>
               <w:t>Маломан</w:t>
             </w:r>
-            <w:proofErr w:type="spellEnd"/>
           </w:p>
         </w:tc>
       </w:tr>
@@ -3679,7 +3623,6 @@
         </w:rPr>
         <w:t xml:space="preserve">, </w:t>
       </w:r>
-      <w:proofErr w:type="spellStart"/>
       <w:r>
         <w:rPr>
           <w:sz w:val="28"/>
@@ -3687,7 +3630,6 @@
         </w:rPr>
         <w:t>docker</w:t>
       </w:r>
-      <w:proofErr w:type="spellEnd"/>
       <w:r>
         <w:rPr>
           <w:sz w:val="28"/>
@@ -3889,25 +3831,293 @@
     </w:p>
     <w:p>
       <w:pPr>
+        <w:spacing w:after="160" w:line="259" w:lineRule="auto"/>
+        <w:ind w:left="709"/>
+        <w:jc w:val="both"/>
+        <w:rPr>
+          <w:b/>
+          <w:sz w:val="32"/>
+        </w:rPr>
+      </w:pPr>
+      <w:r>
+        <w:rPr>
+          <w:sz w:val="28"/>
+        </w:rPr>
+        <w:br w:type="page"/>
+      </w:r>
+      <w:r>
+        <w:rPr>
+          <w:b/>
+          <w:sz w:val="32"/>
+        </w:rPr>
+        <w:lastRenderedPageBreak/>
+        <w:t>2</w:t>
+      </w:r>
+      <w:r>
+        <w:rPr>
+          <w:b/>
+          <w:sz w:val="32"/>
+        </w:rPr>
+        <w:tab/>
+      </w:r>
+      <w:r>
+        <w:rPr>
+          <w:b/>
+          <w:sz w:val="32"/>
+        </w:rPr>
+        <w:t>Проектирование программного обеспечения</w:t>
+      </w:r>
+    </w:p>
+    <w:p>
+      <w:pPr>
+        <w:spacing w:after="160" w:line="259" w:lineRule="auto"/>
+        <w:ind w:left="709"/>
+        <w:jc w:val="both"/>
+        <w:rPr>
+          <w:b/>
+          <w:sz w:val="28"/>
+        </w:rPr>
+      </w:pPr>
+    </w:p>
+    <w:p>
+      <w:pPr>
+        <w:spacing w:after="160" w:line="259" w:lineRule="auto"/>
+        <w:ind w:left="709"/>
+        <w:jc w:val="both"/>
+        <w:rPr>
+          <w:b/>
+          <w:sz w:val="28"/>
+        </w:rPr>
+      </w:pPr>
+      <w:r>
+        <w:rPr>
+          <w:b/>
+          <w:sz w:val="28"/>
+        </w:rPr>
+        <w:t>2.1 Проектирование интерфейса пользователя</w:t>
+      </w:r>
+    </w:p>
+    <w:p>
+      <w:pPr>
+        <w:spacing w:after="160" w:line="259" w:lineRule="auto"/>
+        <w:ind w:left="709"/>
+        <w:jc w:val="both"/>
+        <w:rPr>
+          <w:b/>
+          <w:sz w:val="28"/>
+        </w:rPr>
+      </w:pPr>
+    </w:p>
+    <w:p>
+      <w:pPr>
+        <w:spacing w:after="160" w:line="259" w:lineRule="auto"/>
+        <w:ind w:left="709"/>
+        <w:jc w:val="both"/>
+        <w:rPr>
+          <w:b/>
+          <w:sz w:val="28"/>
+        </w:rPr>
+      </w:pPr>
+      <w:r>
+        <w:rPr>
+          <w:b/>
+          <w:sz w:val="28"/>
+        </w:rPr>
+        <w:t>2.2</w:t>
+      </w:r>
+    </w:p>
+    <w:p>
+      <w:pPr>
+        <w:spacing w:after="160" w:line="259" w:lineRule="auto"/>
+        <w:ind w:left="709"/>
+        <w:jc w:val="both"/>
+        <w:rPr>
+          <w:b/>
+          <w:sz w:val="28"/>
+        </w:rPr>
+      </w:pPr>
+    </w:p>
+    <w:p>
+      <w:pPr>
+        <w:spacing w:after="160" w:line="259" w:lineRule="auto"/>
+        <w:ind w:left="709"/>
+        <w:jc w:val="both"/>
+        <w:rPr>
+          <w:b/>
+          <w:sz w:val="28"/>
+        </w:rPr>
+      </w:pPr>
+      <w:r>
+        <w:rPr>
+          <w:b/>
+          <w:sz w:val="28"/>
+        </w:rPr>
+        <w:t>2.3 Проектирование базы данных</w:t>
+      </w:r>
+    </w:p>
+    <w:p>
+      <w:pPr>
+        <w:spacing w:after="160" w:line="259" w:lineRule="auto"/>
+        <w:ind w:left="709"/>
+        <w:jc w:val="both"/>
+        <w:rPr>
+          <w:b/>
+          <w:sz w:val="28"/>
+          <w:lang w:val="en-US"/>
+        </w:rPr>
+      </w:pPr>
+    </w:p>
+    <w:p>
+      <w:pPr>
+        <w:spacing w:after="160" w:line="259" w:lineRule="auto"/>
+        <w:ind w:left="709"/>
+        <w:jc w:val="both"/>
+        <w:rPr>
+          <w:b/>
+          <w:noProof/>
+          <w:sz w:val="28"/>
+        </w:rPr>
+      </w:pPr>
+    </w:p>
+    <w:p>
+      <w:pPr>
+        <w:spacing w:after="160" w:line="259" w:lineRule="auto"/>
+        <w:ind w:left="709"/>
+        <w:rPr>
+          <w:sz w:val="28"/>
+        </w:rPr>
+      </w:pPr>
+      <w:bookmarkStart w:id="0" w:name="_GoBack"/>
+      <w:r>
+        <w:rPr>
+          <w:noProof/>
+          <w:sz w:val="28"/>
+        </w:rPr>
+        <w:drawing>
+          <wp:inline distT="0" distB="0" distL="0" distR="0">
+            <wp:extent cx="5724000" cy="5913305"/>
+            <wp:effectExtent l="0" t="0" r="0" b="0"/>
+            <wp:docPr id="9" name="Рисунок 9"/>
+            <wp:cNvGraphicFramePr>
+              <a:graphicFrameLocks xmlns:a="http://schemas.openxmlformats.org/drawingml/2006/main" noChangeAspect="1"/>
+            </wp:cNvGraphicFramePr>
+            <a:graphic xmlns:a="http://schemas.openxmlformats.org/drawingml/2006/main">
+              <a:graphicData uri="http://schemas.openxmlformats.org/drawingml/2006/picture">
+                <pic:pic xmlns:pic="http://schemas.openxmlformats.org/drawingml/2006/picture">
+                  <pic:nvPicPr>
+                    <pic:cNvPr id="0" name="Picture 8"/>
+                    <pic:cNvPicPr>
+                      <a:picLocks noChangeAspect="1" noChangeArrowheads="1"/>
+                    </pic:cNvPicPr>
+                  </pic:nvPicPr>
+                  <pic:blipFill>
+                    <a:blip r:embed="rId8">
+                      <a:extLst>
+                        <a:ext uri="{28A0092B-C50C-407E-A947-70E740481C1C}">
+                          <a14:useLocalDpi xmlns:a14="http://schemas.microsoft.com/office/drawing/2010/main" val="0"/>
+                        </a:ext>
+                      </a:extLst>
+                    </a:blip>
+                    <a:srcRect/>
+                    <a:stretch>
+                      <a:fillRect/>
+                    </a:stretch>
+                  </pic:blipFill>
+                  <pic:spPr bwMode="auto">
+                    <a:xfrm>
+                      <a:off x="0" y="0"/>
+                      <a:ext cx="5724642" cy="5913968"/>
+                    </a:xfrm>
+                    <a:prstGeom prst="rect">
+                      <a:avLst/>
+                    </a:prstGeom>
+                    <a:noFill/>
+                    <a:ln>
+                      <a:noFill/>
+                    </a:ln>
+                  </pic:spPr>
+                </pic:pic>
+              </a:graphicData>
+            </a:graphic>
+          </wp:inline>
+        </w:drawing>
+      </w:r>
+      <w:bookmarkEnd w:id="0"/>
+    </w:p>
+    <w:p>
+      <w:pPr>
+        <w:spacing w:after="160" w:line="259" w:lineRule="auto"/>
+        <w:ind w:left="709"/>
+        <w:rPr>
+          <w:sz w:val="28"/>
+        </w:rPr>
+      </w:pPr>
+    </w:p>
+    <w:p>
+      <w:pPr>
+        <w:spacing w:after="160" w:line="259" w:lineRule="auto"/>
+        <w:ind w:left="709"/>
+        <w:jc w:val="center"/>
+        <w:rPr>
+          <w:sz w:val="28"/>
+        </w:rPr>
+      </w:pPr>
+      <w:r>
+        <w:rPr>
+          <w:sz w:val="28"/>
+        </w:rPr>
+        <w:lastRenderedPageBreak/>
+        <w:t xml:space="preserve">Рисунок 3 </w:t>
+      </w:r>
+      <w:r>
+        <w:rPr>
+          <w:sz w:val="28"/>
+          <w:szCs w:val="28"/>
+        </w:rPr>
+        <w:t>–</w:t>
+      </w:r>
+      <w:r>
+        <w:rPr>
+          <w:sz w:val="28"/>
+        </w:rPr>
+        <w:t xml:space="preserve"> </w:t>
+      </w:r>
+      <w:r>
+        <w:rPr>
+          <w:sz w:val="28"/>
+          <w:lang w:val="en-US"/>
+        </w:rPr>
+        <w:t>MSSQL</w:t>
+      </w:r>
+      <w:r>
+        <w:rPr>
+          <w:sz w:val="28"/>
+        </w:rPr>
+        <w:t xml:space="preserve">. </w:t>
+      </w:r>
+      <w:r>
+        <w:rPr>
+          <w:sz w:val="28"/>
+        </w:rPr>
+        <w:t>Физическая модель БД</w:t>
+      </w:r>
+      <w:r>
+        <w:rPr>
+          <w:sz w:val="28"/>
+        </w:rPr>
+        <w:br/>
+      </w:r>
+      <w:r>
+        <w:br w:type="page"/>
+      </w:r>
+    </w:p>
+    <w:p>
+      <w:pPr>
         <w:spacing w:after="200" w:line="276" w:lineRule="auto"/>
-        <w:jc w:val="center"/>
-        <w:rPr>
-          <w:sz w:val="28"/>
-        </w:rPr>
-      </w:pPr>
-      <w:r>
-        <w:rPr>
-          <w:sz w:val="28"/>
-        </w:rPr>
-        <w:br w:type="page"/>
-      </w:r>
-      <w:r>
-        <w:rPr>
-          <w:sz w:val="28"/>
-        </w:rPr>
-        <w:lastRenderedPageBreak/>
-        <w:br w:type="page"/>
-      </w:r>
+        <w:rPr>
+          <w:sz w:val="28"/>
+        </w:rPr>
+      </w:pPr>
       <w:r>
         <w:rPr>
           <w:b/>
@@ -3976,23 +4186,7 @@
         <w:pStyle w:val="1"/>
       </w:pPr>
       <w:r>
-        <w:t>Бек, К. Экстремальное программирование: разработка через тестирование. – Санкт-</w:t>
-      </w:r>
-      <w:proofErr w:type="gramStart"/>
-      <w:r>
-        <w:t>Петербург :</w:t>
-      </w:r>
-      <w:proofErr w:type="gramEnd"/>
-      <w:r>
-        <w:t xml:space="preserve"> Питер, 2021. – 224 с. – URL: https://ibooks.ru/bookshelf/376974/reading (дата обращения: 05.11.2024). – Режим доступа: для </w:t>
-      </w:r>
-      <w:proofErr w:type="spellStart"/>
-      <w:r>
-        <w:t>зарегистрир</w:t>
-      </w:r>
-      <w:proofErr w:type="spellEnd"/>
-      <w:r>
-        <w:t>. пользователей. – Текст: электронный.</w:t>
+        <w:t>Бек, К. Экстремальное программирование: разработка через тестирование. – Санкт-Петербург : Питер, 2021. – 224 с. – URL: https://ibooks.ru/bookshelf/376974/reading (дата обращения: 05.11.2024). – Режим доступа: для зарегистрир. пользователей. – Текст: электронный.</w:t>
       </w:r>
     </w:p>
     <w:p>
@@ -4000,100 +4194,15 @@
         <w:pStyle w:val="1"/>
       </w:pPr>
       <w:r>
-        <w:t xml:space="preserve">Гагарина, Л. Г. Технология разработки программного </w:t>
-      </w:r>
-      <w:proofErr w:type="gramStart"/>
-      <w:r>
-        <w:t>обеспечения :</w:t>
-      </w:r>
-      <w:proofErr w:type="gramEnd"/>
-      <w:r>
-        <w:t xml:space="preserve"> учебное пособие / Л. Г. Гагарина, Е. В. </w:t>
-      </w:r>
-      <w:proofErr w:type="spellStart"/>
-      <w:r>
-        <w:t>Кокорева</w:t>
-      </w:r>
-      <w:proofErr w:type="spellEnd"/>
-      <w:r>
-        <w:t>, Б. Д. Сидорова-</w:t>
-      </w:r>
-      <w:proofErr w:type="spellStart"/>
-      <w:r>
-        <w:t>Виснадул</w:t>
-      </w:r>
-      <w:proofErr w:type="spellEnd"/>
-      <w:r>
-        <w:t xml:space="preserve"> ; под ред. Л. Г. Гагариной. – </w:t>
-      </w:r>
-      <w:proofErr w:type="gramStart"/>
-      <w:r>
-        <w:t>Москва :</w:t>
-      </w:r>
-      <w:proofErr w:type="gramEnd"/>
-      <w:r>
-        <w:t xml:space="preserve"> ФОРУМ : ИНФРА-М, 2023. – 400 с. – URL: https://znanium.com/catalog/product/1895679 (дата обращения: 06.11.2024). – Режим доступа: по подписке. – </w:t>
-      </w:r>
-      <w:proofErr w:type="gramStart"/>
-      <w:r>
-        <w:t>Текст :</w:t>
-      </w:r>
-      <w:proofErr w:type="gramEnd"/>
-      <w:r>
-        <w:t xml:space="preserve"> электронный.</w:t>
+        <w:t>Гагарина, Л. Г. Технология разработки программного обеспечения : учебное пособие / Л. Г. Гагарина, Е. В. Кокорева, Б. Д. Сидорова-Виснадул ; под ред. Л. Г. Гагариной. – Москва : ФОРУМ : ИНФРА-М, 2023. – 400 с. – URL: https://znanium.com/catalog/product/1895679 (дата обращения: 06.11.2024). – Режим доступа: по подписке. – Текст : электронный.</w:t>
       </w:r>
     </w:p>
     <w:p>
       <w:pPr>
         <w:pStyle w:val="1"/>
       </w:pPr>
-      <w:proofErr w:type="spellStart"/>
-      <w:r>
-        <w:t>Мартишин</w:t>
-      </w:r>
-      <w:proofErr w:type="spellEnd"/>
-      <w:r>
-        <w:t xml:space="preserve">, С. А. Базы данных. Практическое применение СУБД SQL- и </w:t>
-      </w:r>
-      <w:proofErr w:type="spellStart"/>
-      <w:r>
-        <w:t>NoSQL</w:t>
-      </w:r>
-      <w:proofErr w:type="spellEnd"/>
-      <w:r>
-        <w:t xml:space="preserve">-типа для проектирования информационных </w:t>
-      </w:r>
-      <w:proofErr w:type="gramStart"/>
-      <w:r>
-        <w:t>систем :</w:t>
-      </w:r>
-      <w:proofErr w:type="gramEnd"/>
-      <w:r>
-        <w:t xml:space="preserve"> учебное пособие / С. А. </w:t>
-      </w:r>
-      <w:proofErr w:type="spellStart"/>
-      <w:r>
-        <w:t>Мартишин</w:t>
-      </w:r>
-      <w:proofErr w:type="spellEnd"/>
-      <w:r>
-        <w:t xml:space="preserve">, В. Л. Симонов, М. В. Храпченко. — </w:t>
-      </w:r>
-      <w:proofErr w:type="gramStart"/>
-      <w:r>
-        <w:t>Москва :</w:t>
-      </w:r>
-      <w:proofErr w:type="gramEnd"/>
-      <w:r>
-        <w:t xml:space="preserve"> ФОРУМ : ИНФРА-М, 2023. — 368 с. - URL: https://znanium.com/catalog/product/1912454 (дата обращения: 13.11.2024). – Режим доступа: по подписке. — </w:t>
-      </w:r>
-      <w:proofErr w:type="gramStart"/>
-      <w:r>
-        <w:t>Текст :</w:t>
-      </w:r>
-      <w:proofErr w:type="gramEnd"/>
-      <w:r>
-        <w:t xml:space="preserve"> электронный.</w:t>
+      <w:r>
+        <w:t>Мартишин, С. А. Базы данных. Практическое применение СУБД SQL- и NoSQL-типа для проектирования информационных систем : учебное пособие / С. А. Мартишин, В. Л. Симонов, М. В. Храпченко. — Москва : ФОРУМ : ИНФРА-М, 2023. — 368 с. - URL: https://znanium.com/catalog/product/1912454 (дата обращения: 13.11.2024). – Режим доступа: по подписке. — Текст : электронный.</w:t>
       </w:r>
     </w:p>
     <w:p>
@@ -4105,49 +4214,13 @@
           <w:szCs w:val="24"/>
         </w:rPr>
       </w:pPr>
-      <w:proofErr w:type="spellStart"/>
       <w:r>
         <w:rPr>
           <w:color w:val="000000" w:themeColor="text1"/>
         </w:rPr>
-        <w:t>Тидвелл</w:t>
-      </w:r>
-      <w:proofErr w:type="spellEnd"/>
-      <w:r>
-        <w:rPr>
-          <w:color w:val="000000" w:themeColor="text1"/>
-        </w:rPr>
-        <w:t>, Д. Разработка интерфейсов. Паттерны проектирования. 3-е изд. – Санкт-</w:t>
-      </w:r>
-      <w:proofErr w:type="gramStart"/>
-      <w:r>
-        <w:rPr>
-          <w:color w:val="000000" w:themeColor="text1"/>
-        </w:rPr>
-        <w:t>Петербург :</w:t>
-      </w:r>
-      <w:proofErr w:type="gramEnd"/>
-      <w:r>
-        <w:rPr>
-          <w:color w:val="000000" w:themeColor="text1"/>
-        </w:rPr>
-        <w:t xml:space="preserve"> Питер, 2022. – 560 с. – </w:t>
-      </w:r>
-      <w:proofErr w:type="gramStart"/>
-      <w:r>
-        <w:rPr>
-          <w:color w:val="000000" w:themeColor="text1"/>
-        </w:rPr>
-        <w:t>Текст :</w:t>
-      </w:r>
-      <w:proofErr w:type="gramEnd"/>
-      <w:r>
-        <w:rPr>
-          <w:color w:val="000000" w:themeColor="text1"/>
-        </w:rPr>
-        <w:t xml:space="preserve"> электронный. – URL: </w:t>
-      </w:r>
-      <w:hyperlink r:id="rId8" w:history="1">
+        <w:t xml:space="preserve">Тидвелл, Д. Разработка интерфейсов. Паттерны проектирования. 3-е изд. – Санкт-Петербург : Питер, 2022. – 560 с. – Текст : электронный. – URL: </w:t>
+      </w:r>
+      <w:hyperlink r:id="rId9" w:history="1">
         <w:r>
           <w:rPr>
             <w:rStyle w:val="a3"/>
@@ -4161,65 +4234,23 @@
         <w:rPr>
           <w:color w:val="000000" w:themeColor="text1"/>
         </w:rPr>
-        <w:t xml:space="preserve"> (дата обращения: __.11.2025). – Режим доступа: для </w:t>
-      </w:r>
-      <w:proofErr w:type="spellStart"/>
-      <w:r>
+        <w:t xml:space="preserve"> (дата обращения: __.11.2025). – Режим доступа: для зарегистрир. пользователей.</w:t>
+      </w:r>
+    </w:p>
+    <w:p>
+      <w:pPr>
+        <w:pStyle w:val="1"/>
         <w:rPr>
           <w:color w:val="000000" w:themeColor="text1"/>
         </w:rPr>
-        <w:t>зарегистрир</w:t>
-      </w:r>
-      <w:proofErr w:type="spellEnd"/>
+      </w:pPr>
       <w:r>
         <w:rPr>
           <w:color w:val="000000" w:themeColor="text1"/>
         </w:rPr>
-        <w:t>. пользователей.</w:t>
-      </w:r>
-    </w:p>
-    <w:p>
-      <w:pPr>
-        <w:pStyle w:val="1"/>
-        <w:rPr>
-          <w:color w:val="000000" w:themeColor="text1"/>
-        </w:rPr>
-      </w:pPr>
-      <w:r>
-        <w:rPr>
-          <w:color w:val="000000" w:themeColor="text1"/>
-        </w:rPr>
-        <w:t xml:space="preserve">Федорова, Г. Н. Разработка, внедрение и адаптация программного обеспечения отраслевой </w:t>
-      </w:r>
-      <w:proofErr w:type="gramStart"/>
-      <w:r>
-        <w:rPr>
-          <w:color w:val="000000" w:themeColor="text1"/>
-        </w:rPr>
-        <w:t>направленности :</w:t>
-      </w:r>
-      <w:proofErr w:type="gramEnd"/>
-      <w:r>
-        <w:rPr>
-          <w:color w:val="000000" w:themeColor="text1"/>
-        </w:rPr>
-        <w:t xml:space="preserve"> учебное пособие. — </w:t>
-      </w:r>
-      <w:proofErr w:type="gramStart"/>
-      <w:r>
-        <w:rPr>
-          <w:color w:val="000000" w:themeColor="text1"/>
-        </w:rPr>
-        <w:t>Москва :</w:t>
-      </w:r>
-      <w:proofErr w:type="gramEnd"/>
-      <w:r>
-        <w:rPr>
-          <w:color w:val="000000" w:themeColor="text1"/>
-        </w:rPr>
-        <w:t xml:space="preserve"> КУРС : ИНФРА-М, 2024. — 336 с. – URL: </w:t>
-      </w:r>
-      <w:hyperlink r:id="rId9" w:history="1">
+        <w:t xml:space="preserve">Федорова, Г. Н. Разработка, внедрение и адаптация программного обеспечения отраслевой направленности : учебное пособие. — Москва : КУРС : ИНФРА-М, 2024. — 336 с. – URL: </w:t>
+      </w:r>
+      <w:hyperlink r:id="rId10" w:history="1">
         <w:r>
           <w:rPr>
             <w:rStyle w:val="a3"/>
@@ -4233,21 +4264,7 @@
         <w:rPr>
           <w:color w:val="000000" w:themeColor="text1"/>
         </w:rPr>
-        <w:t xml:space="preserve"> (дата обращения: __.11.2025). – Режим доступа: по подписке. – </w:t>
-      </w:r>
-      <w:proofErr w:type="gramStart"/>
-      <w:r>
-        <w:rPr>
-          <w:color w:val="000000" w:themeColor="text1"/>
-        </w:rPr>
-        <w:t>Текст :</w:t>
-      </w:r>
-      <w:proofErr w:type="gramEnd"/>
-      <w:r>
-        <w:rPr>
-          <w:color w:val="000000" w:themeColor="text1"/>
-        </w:rPr>
-        <w:t xml:space="preserve"> электронный.</w:t>
+        <w:t xml:space="preserve"> (дата обращения: __.11.2025). – Режим доступа: по подписке. – Текст : электронный.</w:t>
       </w:r>
     </w:p>
     <w:p>
@@ -4262,12 +4279,12 @@
     </w:p>
     <w:p/>
     <w:sectPr>
-      <w:headerReference w:type="even" r:id="rId10"/>
-      <w:headerReference w:type="default" r:id="rId11"/>
-      <w:footerReference w:type="even" r:id="rId12"/>
-      <w:footerReference w:type="default" r:id="rId13"/>
-      <w:headerReference w:type="first" r:id="rId14"/>
-      <w:footerReference w:type="first" r:id="rId15"/>
+      <w:headerReference w:type="even" r:id="rId11"/>
+      <w:headerReference w:type="default" r:id="rId12"/>
+      <w:footerReference w:type="even" r:id="rId13"/>
+      <w:footerReference w:type="default" r:id="rId14"/>
+      <w:headerReference w:type="first" r:id="rId15"/>
+      <w:footerReference w:type="first" r:id="rId16"/>
       <w:pgSz w:w="11906" w:h="16838"/>
       <w:pgMar w:top="1134" w:right="850" w:bottom="1134" w:left="1701" w:header="708" w:footer="708" w:gutter="0"/>
       <w:pgNumType w:start="1"/>
@@ -4348,7 +4365,7 @@
             <w:sz w:val="28"/>
             <w:szCs w:val="28"/>
           </w:rPr>
-          <w:t>4</w:t>
+          <w:t>8</w:t>
         </w:r>
         <w:r>
           <w:rPr>
@@ -5262,7 +5279,7 @@
   <w:style w:type="paragraph" w:default="1" w:styleId="a">
     <w:name w:val="Normal"/>
     <w:qFormat/>
-    <w:rsid w:val="008D2751"/>
+    <w:rsid w:val="007D6225"/>
     <w:pPr>
       <w:spacing w:after="0" w:line="240" w:lineRule="auto"/>
     </w:pPr>

--- a/КП Луев.docx
+++ b/КП Луев.docx
@@ -63,33 +63,33 @@
           <w:b/>
           <w:bCs/>
         </w:rPr>
-        <w:t>(</w:t>
-      </w:r>
-      <w:proofErr w:type="spellStart"/>
-      <w:r>
+        <w:t>(СПбГУТ)</w:t>
+      </w:r>
+    </w:p>
+    <w:p>
+      <w:pPr>
+        <w:jc w:val="center"/>
         <w:rPr>
           <w:b/>
           <w:bCs/>
         </w:rPr>
-        <w:t>СПбГУТ</w:t>
-      </w:r>
-      <w:proofErr w:type="spellEnd"/>
-      <w:r>
+      </w:pPr>
+    </w:p>
+    <w:p>
+      <w:pPr>
+        <w:jc w:val="center"/>
         <w:rPr>
           <w:b/>
           <w:bCs/>
         </w:rPr>
-        <w:t>)</w:t>
-      </w:r>
-    </w:p>
-    <w:p>
-      <w:pPr>
-        <w:jc w:val="center"/>
+      </w:pPr>
+      <w:r>
         <w:rPr>
           <w:b/>
           <w:bCs/>
         </w:rPr>
-      </w:pPr>
+        <w:t>АРХАНГЕЛЬСКИЙ КОЛЛЕДЖ ТЕЛЕКОММУНИКАЦИЙ</w:t>
+      </w:r>
     </w:p>
     <w:p>
       <w:pPr>
@@ -104,7 +104,7 @@
           <w:b/>
           <w:bCs/>
         </w:rPr>
-        <w:t>АРХАНГЕЛЬСКИЙ КОЛЛЕДЖ ТЕЛЕКОММУНИКАЦИЙ</w:t>
+        <w:t>ИМ. Б.Л. РОЗИНГА (ФИЛИАЛ) СПбГУТ</w:t>
       </w:r>
     </w:p>
     <w:p>
@@ -120,48 +120,7 @@
           <w:b/>
           <w:bCs/>
         </w:rPr>
-        <w:t xml:space="preserve">ИМ. Б.Л. РОЗИНГА (ФИЛИАЛ) </w:t>
-      </w:r>
-      <w:proofErr w:type="spellStart"/>
-      <w:r>
-        <w:rPr>
-          <w:b/>
-          <w:bCs/>
-        </w:rPr>
-        <w:t>СПбГУТ</w:t>
-      </w:r>
-      <w:proofErr w:type="spellEnd"/>
-    </w:p>
-    <w:p>
-      <w:pPr>
-        <w:jc w:val="center"/>
-        <w:rPr>
-          <w:b/>
-          <w:bCs/>
-        </w:rPr>
-      </w:pPr>
-      <w:r>
-        <w:rPr>
-          <w:b/>
-          <w:bCs/>
-        </w:rPr>
-        <w:t xml:space="preserve">(АКТ (ф) </w:t>
-      </w:r>
-      <w:proofErr w:type="spellStart"/>
-      <w:r>
-        <w:rPr>
-          <w:b/>
-          <w:bCs/>
-        </w:rPr>
-        <w:t>СПбГУТ</w:t>
-      </w:r>
-      <w:proofErr w:type="spellEnd"/>
-      <w:r>
-        <w:rPr>
-          <w:b/>
-          <w:bCs/>
-        </w:rPr>
-        <w:t>)</w:t>
+        <w:t>(АКТ (ф) СПбГУТ)</w:t>
       </w:r>
     </w:p>
     <w:p>
@@ -683,19 +642,8 @@
                 <w:sz w:val="28"/>
                 <w:szCs w:val="28"/>
               </w:rPr>
-              <w:t xml:space="preserve">Р.В </w:t>
+              <w:t>Р.В Луев</w:t>
             </w:r>
-            <w:proofErr w:type="spellStart"/>
-            <w:r>
-              <w:rPr>
-                <w:b w:val="0"/>
-                <w:bCs w:val="0"/>
-                <w:sz w:val="28"/>
-                <w:szCs w:val="28"/>
-              </w:rPr>
-              <w:t>Луев</w:t>
-            </w:r>
-            <w:proofErr w:type="spellEnd"/>
           </w:p>
         </w:tc>
       </w:tr>
@@ -963,7 +911,6 @@
               </w:rPr>
               <w:t xml:space="preserve"> </w:t>
             </w:r>
-            <w:proofErr w:type="spellStart"/>
             <w:r>
               <w:rPr>
                 <w:b w:val="0"/>
@@ -973,7 +920,6 @@
               </w:rPr>
               <w:t>Маломан</w:t>
             </w:r>
-            <w:proofErr w:type="spellEnd"/>
           </w:p>
         </w:tc>
       </w:tr>
@@ -2005,26 +1951,12 @@
     <w:p>
       <w:pPr>
         <w:spacing w:line="360" w:lineRule="auto"/>
-        <w:jc w:val="both"/>
-        <w:rPr>
-          <w:sz w:val="28"/>
-          <w:szCs w:val="28"/>
-        </w:rPr>
-      </w:pPr>
-      <w:r>
-        <w:rPr>
-          <w:sz w:val="28"/>
-          <w:szCs w:val="28"/>
-        </w:rPr>
-        <w:tab/>
-      </w:r>
-      <w:r>
-        <w:rPr>
-          <w:sz w:val="28"/>
-          <w:szCs w:val="28"/>
-        </w:rPr>
-        <w:br/>
-      </w:r>
+        <w:jc w:val="center"/>
+        <w:rPr>
+          <w:sz w:val="28"/>
+          <w:szCs w:val="28"/>
+        </w:rPr>
+      </w:pPr>
       <w:r>
         <w:rPr>
           <w:sz w:val="28"/>
@@ -2965,43 +2897,7 @@
           <w:sz w:val="28"/>
           <w:szCs w:val="28"/>
         </w:rPr>
-        <w:t>экспорт данных в формате *.</w:t>
-      </w:r>
-      <w:proofErr w:type="spellStart"/>
-      <w:r>
-        <w:rPr>
-          <w:rFonts w:ascii="Times New Roman" w:eastAsia="Andale Mono" w:hAnsi="Times New Roman" w:cs="Times New Roman"/>
-          <w:sz w:val="28"/>
-          <w:szCs w:val="28"/>
-        </w:rPr>
-        <w:t>xlsx</w:t>
-      </w:r>
-      <w:proofErr w:type="spellEnd"/>
-      <w:r>
-        <w:rPr>
-          <w:rFonts w:ascii="Times New Roman" w:eastAsia="Andale Mono" w:hAnsi="Times New Roman" w:cs="Times New Roman"/>
-          <w:sz w:val="28"/>
-          <w:szCs w:val="28"/>
-        </w:rPr>
-        <w:t xml:space="preserve"> / *.</w:t>
-      </w:r>
-      <w:proofErr w:type="spellStart"/>
-      <w:r>
-        <w:rPr>
-          <w:rFonts w:ascii="Times New Roman" w:eastAsia="Andale Mono" w:hAnsi="Times New Roman" w:cs="Times New Roman"/>
-          <w:sz w:val="28"/>
-          <w:szCs w:val="28"/>
-        </w:rPr>
-        <w:t>pdf</w:t>
-      </w:r>
-      <w:proofErr w:type="spellEnd"/>
-      <w:r>
-        <w:rPr>
-          <w:rFonts w:ascii="Times New Roman" w:eastAsia="Andale Mono" w:hAnsi="Times New Roman" w:cs="Times New Roman"/>
-          <w:sz w:val="28"/>
-          <w:szCs w:val="28"/>
-        </w:rPr>
-        <w:t>.</w:t>
+        <w:t>экспорт данных в формате *.xlsx / *.pdf.</w:t>
       </w:r>
     </w:p>
     <w:p>
@@ -3338,18 +3234,7 @@
           <w:sz w:val="28"/>
           <w:szCs w:val="28"/>
         </w:rPr>
-        <w:t>На рисунке 1 изображена ди</w:t>
-      </w:r>
-      <w:bookmarkStart w:id="0" w:name="_GoBack"/>
-      <w:bookmarkEnd w:id="0"/>
-      <w:r>
-        <w:rPr>
-          <w:rStyle w:val="HTML"/>
-          <w:rFonts w:ascii="Times New Roman" w:eastAsia="Andale Mono" w:hAnsi="Times New Roman" w:cs="Times New Roman"/>
-          <w:sz w:val="28"/>
-          <w:szCs w:val="28"/>
-        </w:rPr>
-        <w:t>аграмма вариантов использования приложения.</w:t>
+        <w:t>На рисунке 1 изображена диаграмма вариантов использования приложения.</w:t>
       </w:r>
     </w:p>
     <w:p>
@@ -3391,7 +3276,7 @@
                     </pic:cNvPicPr>
                   </pic:nvPicPr>
                   <pic:blipFill>
-                    <a:blip r:embed="rId7">
+                    <a:blip r:embed="rId8">
                       <a:extLst>
                         <a:ext uri="{28A0092B-C50C-407E-A947-70E740481C1C}">
                           <a14:useLocalDpi xmlns:a14="http://schemas.microsoft.com/office/drawing/2010/main" val="0"/>
@@ -4021,15 +3906,172 @@
           <w:b/>
           <w:sz w:val="28"/>
         </w:rPr>
-        <w:t>2.2</w:t>
-      </w:r>
-      <w:r>
+        <w:t>2.2 Разработка архитектуры программного обеспечения</w:t>
+      </w:r>
+    </w:p>
+    <w:p>
+      <w:pPr>
+        <w:spacing w:line="360" w:lineRule="auto"/>
+        <w:ind w:firstLine="709"/>
+        <w:jc w:val="both"/>
         <w:rPr>
           <w:b/>
           <w:sz w:val="28"/>
         </w:rPr>
+      </w:pPr>
+    </w:p>
+    <w:p>
+      <w:pPr>
+        <w:spacing w:line="360" w:lineRule="auto"/>
+        <w:ind w:firstLine="709"/>
+        <w:jc w:val="both"/>
+        <w:rPr>
+          <w:sz w:val="28"/>
+        </w:rPr>
+      </w:pPr>
+      <w:r>
+        <w:rPr>
+          <w:sz w:val="28"/>
+        </w:rPr>
+        <w:t>Архитектура приложения «Планета-35. Инвентаризация» основана на клиент-серверной модели. Клиентская часть отвечает за отображение интерфейса, ввод данных и отправку запросов. Серверная часть обрабатывает бизнес-логику, выполняет операции с базой данных и контролирует права доступа пользователей. Взаимодействие между клиентом и сервером осуществляется через REST API.</w:t>
+      </w:r>
+    </w:p>
+    <w:p>
+      <w:pPr>
+        <w:spacing w:line="360" w:lineRule="auto"/>
+        <w:ind w:firstLine="709"/>
+        <w:jc w:val="both"/>
+        <w:rPr>
+          <w:sz w:val="28"/>
+        </w:rPr>
+      </w:pPr>
+      <w:r>
+        <w:rPr>
+          <w:sz w:val="28"/>
+        </w:rPr>
+        <w:t>База данных хранит сведения об объектах инвентаризации, категориях и пользователях. Каждая логическая функция приложения реализована как отдельный модуль, что обеспечивает удобство расширения и сопровождения программы.</w:t>
+      </w:r>
+    </w:p>
+    <w:p>
+      <w:pPr>
+        <w:spacing w:line="360" w:lineRule="auto"/>
+        <w:ind w:firstLine="709"/>
+        <w:jc w:val="both"/>
+        <w:rPr>
+          <w:sz w:val="28"/>
+        </w:rPr>
+      </w:pPr>
+      <w:r>
+        <w:rPr>
+          <w:sz w:val="28"/>
+        </w:rPr>
+        <w:t>Такое разделение ролей между интерфейсом, сервером и хранилищем данных обеспечивает надёжность работы системы, упрощает развитие проекта и позволяет в дальнейшем добавлять новые функции без изменения основной структуры приложения.</w:t>
+      </w:r>
+    </w:p>
+    <w:p>
+      <w:pPr>
+        <w:spacing w:line="360" w:lineRule="auto"/>
+        <w:ind w:firstLine="709"/>
+        <w:jc w:val="both"/>
+        <w:rPr>
+          <w:b/>
+          <w:sz w:val="28"/>
+        </w:rPr>
+      </w:pPr>
+    </w:p>
+    <w:p>
+      <w:pPr>
+        <w:spacing w:line="360" w:lineRule="auto"/>
+        <w:ind w:firstLine="709"/>
+        <w:jc w:val="both"/>
+        <w:rPr>
+          <w:b/>
+          <w:sz w:val="28"/>
+        </w:rPr>
+      </w:pPr>
+      <w:r>
+        <w:rPr>
+          <w:b/>
+          <w:sz w:val="28"/>
+        </w:rPr>
+        <w:t>2.3 Проектирование базы данных</w:t>
+      </w:r>
+    </w:p>
+    <w:p>
+      <w:pPr>
+        <w:spacing w:line="360" w:lineRule="auto"/>
+        <w:ind w:left="709"/>
+        <w:jc w:val="both"/>
+        <w:rPr>
+          <w:b/>
+          <w:sz w:val="28"/>
+        </w:rPr>
+      </w:pPr>
+    </w:p>
+    <w:p>
+      <w:pPr>
+        <w:spacing w:line="360" w:lineRule="auto"/>
+        <w:ind w:firstLine="709"/>
+        <w:jc w:val="both"/>
+        <w:rPr>
+          <w:sz w:val="28"/>
+        </w:rPr>
+      </w:pPr>
+      <w:r>
+        <w:rPr>
+          <w:sz w:val="28"/>
+        </w:rPr>
+        <w:lastRenderedPageBreak/>
+        <w:t>Требуется разработать БД для хранения и управления данными.</w:t>
+      </w:r>
+    </w:p>
+    <w:p>
+      <w:pPr>
+        <w:spacing w:line="360" w:lineRule="auto"/>
+        <w:ind w:firstLine="709"/>
+        <w:jc w:val="both"/>
+        <w:rPr>
+          <w:sz w:val="28"/>
+        </w:rPr>
+      </w:pPr>
+      <w:r>
+        <w:rPr>
+          <w:sz w:val="28"/>
+        </w:rPr>
+        <w:t xml:space="preserve">Модели БД созданы при помощи </w:t>
+      </w:r>
+      <w:r>
+        <w:rPr>
+          <w:sz w:val="28"/>
+          <w:lang w:val="en-US"/>
+        </w:rPr>
+        <w:t>MSSQL</w:t>
+      </w:r>
+      <w:r>
+        <w:rPr>
+          <w:sz w:val="28"/>
+        </w:rPr>
+        <w:t xml:space="preserve">. На рисунке 3 в виде </w:t>
+      </w:r>
+      <w:r>
+        <w:rPr>
+          <w:sz w:val="28"/>
+          <w:lang w:val="en-US"/>
+        </w:rPr>
+        <w:t>ERD</w:t>
+      </w:r>
+      <w:r>
+        <w:rPr>
+          <w:sz w:val="28"/>
+        </w:rPr>
         <w:t xml:space="preserve"> </w:t>
       </w:r>
+      <w:r>
+        <w:rPr>
+          <w:sz w:val="28"/>
+        </w:rPr>
+        <w:t>показана физическая модель БД.</w:t>
+      </w:r>
     </w:p>
     <w:p>
       <w:pPr>
@@ -4037,65 +4079,22 @@
         <w:ind w:firstLine="709"/>
         <w:jc w:val="both"/>
         <w:rPr>
-          <w:b/>
-          <w:sz w:val="28"/>
-        </w:rPr>
-      </w:pPr>
-    </w:p>
-    <w:p>
-      <w:pPr>
-        <w:spacing w:line="360" w:lineRule="auto"/>
-        <w:ind w:firstLine="709"/>
-        <w:jc w:val="both"/>
-        <w:rPr>
-          <w:b/>
-          <w:sz w:val="28"/>
-        </w:rPr>
-      </w:pPr>
-      <w:r>
-        <w:rPr>
-          <w:b/>
-          <w:sz w:val="28"/>
-        </w:rPr>
-        <w:t>2.3 Проектирование базы данных</w:t>
-      </w:r>
-    </w:p>
-    <w:p>
-      <w:pPr>
-        <w:spacing w:line="360" w:lineRule="auto"/>
-        <w:ind w:left="709"/>
-        <w:jc w:val="both"/>
-        <w:rPr>
-          <w:b/>
-          <w:sz w:val="28"/>
-        </w:rPr>
-      </w:pPr>
-    </w:p>
-    <w:p>
-      <w:pPr>
-        <w:spacing w:line="360" w:lineRule="auto"/>
-        <w:ind w:left="709"/>
-        <w:jc w:val="both"/>
-        <w:rPr>
-          <w:b/>
+          <w:sz w:val="28"/>
+        </w:rPr>
+      </w:pPr>
+    </w:p>
+    <w:p>
+      <w:pPr>
+        <w:spacing w:after="160" w:line="259" w:lineRule="auto"/>
+        <w:rPr>
+          <w:sz w:val="28"/>
+        </w:rPr>
+      </w:pPr>
+      <w:r>
+        <w:rPr>
           <w:noProof/>
           <w:sz w:val="28"/>
         </w:rPr>
-      </w:pPr>
-    </w:p>
-    <w:p>
-      <w:pPr>
-        <w:spacing w:after="160" w:line="259" w:lineRule="auto"/>
-        <w:rPr>
-          <w:sz w:val="28"/>
-        </w:rPr>
-      </w:pPr>
-      <w:r>
-        <w:rPr>
-          <w:noProof/>
-          <w:sz w:val="28"/>
-        </w:rPr>
-        <w:lastRenderedPageBreak/>
         <w:drawing>
           <wp:inline distT="0" distB="0" distL="0" distR="0">
             <wp:extent cx="5734212" cy="5923855"/>
@@ -4114,7 +4113,7 @@
                     </pic:cNvPicPr>
                   </pic:nvPicPr>
                   <pic:blipFill>
-                    <a:blip r:embed="rId8">
+                    <a:blip r:embed="rId9">
                       <a:extLst>
                         <a:ext uri="{28A0092B-C50C-407E-A947-70E740481C1C}">
                           <a14:useLocalDpi xmlns:a14="http://schemas.microsoft.com/office/drawing/2010/main" val="0"/>
@@ -4205,28 +4204,105 @@
     <w:p>
       <w:pPr>
         <w:spacing w:after="160" w:line="259" w:lineRule="auto"/>
+        <w:rPr>
+          <w:sz w:val="28"/>
+        </w:rPr>
+      </w:pPr>
+      <w:r>
+        <w:rPr>
+          <w:sz w:val="28"/>
+        </w:rPr>
+        <w:br w:type="page"/>
+      </w:r>
+      <w:bookmarkStart w:id="0" w:name="_GoBack"/>
+      <w:bookmarkEnd w:id="0"/>
+    </w:p>
+    <w:p>
+      <w:pPr>
+        <w:spacing w:after="160" w:line="259" w:lineRule="auto"/>
         <w:jc w:val="center"/>
         <w:rPr>
           <w:sz w:val="28"/>
         </w:rPr>
       </w:pPr>
-      <w:r>
-        <w:br w:type="page"/>
-      </w:r>
-    </w:p>
-    <w:p>
-      <w:pPr>
-        <w:spacing w:after="200" w:line="276" w:lineRule="auto"/>
-        <w:rPr>
-          <w:sz w:val="28"/>
-        </w:rPr>
-      </w:pPr>
-      <w:r>
+    </w:p>
+    <w:p>
+      <w:pPr>
+        <w:spacing w:after="160" w:line="259" w:lineRule="auto"/>
+        <w:ind w:firstLine="709"/>
+        <w:jc w:val="both"/>
         <w:rPr>
           <w:b/>
           <w:sz w:val="32"/>
           <w:szCs w:val="32"/>
         </w:rPr>
+      </w:pPr>
+      <w:r>
+        <w:rPr>
+          <w:b/>
+          <w:sz w:val="32"/>
+          <w:szCs w:val="32"/>
+        </w:rPr>
+        <w:t>3 Разработка и интеграция модулей программного обеспечения</w:t>
+      </w:r>
+    </w:p>
+    <w:p>
+      <w:pPr>
+        <w:spacing w:after="160" w:line="259" w:lineRule="auto"/>
+        <w:ind w:firstLine="709"/>
+        <w:jc w:val="both"/>
+        <w:rPr>
+          <w:b/>
+          <w:sz w:val="32"/>
+          <w:szCs w:val="32"/>
+        </w:rPr>
+      </w:pPr>
+    </w:p>
+    <w:p>
+      <w:pPr>
+        <w:spacing w:after="160" w:line="259" w:lineRule="auto"/>
+        <w:ind w:firstLine="709"/>
+        <w:jc w:val="both"/>
+        <w:rPr>
+          <w:b/>
+          <w:sz w:val="28"/>
+          <w:szCs w:val="32"/>
+        </w:rPr>
+      </w:pPr>
+      <w:r>
+        <w:rPr>
+          <w:b/>
+          <w:sz w:val="28"/>
+          <w:szCs w:val="32"/>
+        </w:rPr>
+        <w:t>3.1 Разработка программных модулей</w:t>
+      </w:r>
+    </w:p>
+    <w:p>
+      <w:pPr>
+        <w:spacing w:after="160" w:line="259" w:lineRule="auto"/>
+        <w:rPr>
+          <w:sz w:val="28"/>
+        </w:rPr>
+      </w:pPr>
+      <w:r>
+        <w:br w:type="page"/>
+      </w:r>
+    </w:p>
+    <w:p>
+      <w:pPr>
+        <w:spacing w:after="200" w:line="276" w:lineRule="auto"/>
+        <w:jc w:val="center"/>
+        <w:rPr>
+          <w:sz w:val="28"/>
+        </w:rPr>
+      </w:pPr>
+      <w:r>
+        <w:rPr>
+          <w:b/>
+          <w:sz w:val="32"/>
+          <w:szCs w:val="32"/>
+        </w:rPr>
         <w:lastRenderedPageBreak/>
         <w:t>ЗАКЛЮЧЕНИЕ</w:t>
       </w:r>
@@ -4289,23 +4365,7 @@
         <w:pStyle w:val="1"/>
       </w:pPr>
       <w:r>
-        <w:t>Бек, К. Экстремальное программирование: разработка через тестирование. – Санкт-</w:t>
-      </w:r>
-      <w:proofErr w:type="gramStart"/>
-      <w:r>
-        <w:t>Петербург :</w:t>
-      </w:r>
-      <w:proofErr w:type="gramEnd"/>
-      <w:r>
-        <w:t xml:space="preserve"> Питер, 2021. – 224 с. – URL: https://ibooks.ru/bookshelf/376974/reading (дата обращения: 05.11.2024). – Режим доступа: для </w:t>
-      </w:r>
-      <w:proofErr w:type="spellStart"/>
-      <w:r>
-        <w:t>зарегистрир</w:t>
-      </w:r>
-      <w:proofErr w:type="spellEnd"/>
-      <w:r>
-        <w:t>. пользователей. – Текст: электронный.</w:t>
+        <w:t>Бек, К. Экстремальное программирование: разработка через тестирование. – Санкт-Петербург : Питер, 2021. – 224 с. – URL: https://ibooks.ru/bookshelf/376974/reading (дата обращения: 05.11.2024). – Режим доступа: для зарегистрир. пользователей. – Текст: электронный.</w:t>
       </w:r>
     </w:p>
     <w:p>
@@ -4313,100 +4373,15 @@
         <w:pStyle w:val="1"/>
       </w:pPr>
       <w:r>
-        <w:t xml:space="preserve">Гагарина, Л. Г. Технология разработки программного </w:t>
-      </w:r>
-      <w:proofErr w:type="gramStart"/>
-      <w:r>
-        <w:t>обеспечения :</w:t>
-      </w:r>
-      <w:proofErr w:type="gramEnd"/>
-      <w:r>
-        <w:t xml:space="preserve"> учебное пособие / Л. Г. Гагарина, Е. В. </w:t>
-      </w:r>
-      <w:proofErr w:type="spellStart"/>
-      <w:r>
-        <w:t>Кокорева</w:t>
-      </w:r>
-      <w:proofErr w:type="spellEnd"/>
-      <w:r>
-        <w:t>, Б. Д. Сидорова-</w:t>
-      </w:r>
-      <w:proofErr w:type="spellStart"/>
-      <w:r>
-        <w:t>Виснадул</w:t>
-      </w:r>
-      <w:proofErr w:type="spellEnd"/>
-      <w:r>
-        <w:t xml:space="preserve"> ; под ред. Л. Г. Гагариной. – </w:t>
-      </w:r>
-      <w:proofErr w:type="gramStart"/>
-      <w:r>
-        <w:t>Москва :</w:t>
-      </w:r>
-      <w:proofErr w:type="gramEnd"/>
-      <w:r>
-        <w:t xml:space="preserve"> ФОРУМ : ИНФРА-М, 2023. – 400 с. – URL: https://znanium.com/catalog/product/1895679 (дата обращения: 06.11.2024). – Режим доступа: по подписке. – </w:t>
-      </w:r>
-      <w:proofErr w:type="gramStart"/>
-      <w:r>
-        <w:t>Текст :</w:t>
-      </w:r>
-      <w:proofErr w:type="gramEnd"/>
-      <w:r>
-        <w:t xml:space="preserve"> электронный.</w:t>
+        <w:t>Гагарина, Л. Г. Технология разработки программного обеспечения : учебное пособие / Л. Г. Гагарина, Е. В. Кокорева, Б. Д. Сидорова-Виснадул ; под ред. Л. Г. Гагариной. – Москва : ФОРУМ : ИНФРА-М, 2023. – 400 с. – URL: https://znanium.com/catalog/product/1895679 (дата обращения: 06.11.2024). – Режим доступа: по подписке. – Текст : электронный.</w:t>
       </w:r>
     </w:p>
     <w:p>
       <w:pPr>
         <w:pStyle w:val="1"/>
       </w:pPr>
-      <w:proofErr w:type="spellStart"/>
-      <w:r>
-        <w:t>Мартишин</w:t>
-      </w:r>
-      <w:proofErr w:type="spellEnd"/>
-      <w:r>
-        <w:t xml:space="preserve">, С. А. Базы данных. Практическое применение СУБД SQL- и </w:t>
-      </w:r>
-      <w:proofErr w:type="spellStart"/>
-      <w:r>
-        <w:t>NoSQL</w:t>
-      </w:r>
-      <w:proofErr w:type="spellEnd"/>
-      <w:r>
-        <w:t xml:space="preserve">-типа для проектирования информационных </w:t>
-      </w:r>
-      <w:proofErr w:type="gramStart"/>
-      <w:r>
-        <w:t>систем :</w:t>
-      </w:r>
-      <w:proofErr w:type="gramEnd"/>
-      <w:r>
-        <w:t xml:space="preserve"> учебное пособие / С. А. </w:t>
-      </w:r>
-      <w:proofErr w:type="spellStart"/>
-      <w:r>
-        <w:t>Мартишин</w:t>
-      </w:r>
-      <w:proofErr w:type="spellEnd"/>
-      <w:r>
-        <w:t xml:space="preserve">, В. Л. Симонов, М. В. Храпченко. — </w:t>
-      </w:r>
-      <w:proofErr w:type="gramStart"/>
-      <w:r>
-        <w:t>Москва :</w:t>
-      </w:r>
-      <w:proofErr w:type="gramEnd"/>
-      <w:r>
-        <w:t xml:space="preserve"> ФОРУМ : ИНФРА-М, 2023. — 368 с. - URL: https://znanium.com/catalog/product/1912454 (дата обращения: 13.11.2024). – Режим доступа: по подписке. — </w:t>
-      </w:r>
-      <w:proofErr w:type="gramStart"/>
-      <w:r>
-        <w:t>Текст :</w:t>
-      </w:r>
-      <w:proofErr w:type="gramEnd"/>
-      <w:r>
-        <w:t xml:space="preserve"> электронный.</w:t>
+      <w:r>
+        <w:t>Мартишин, С. А. Базы данных. Практическое применение СУБД SQL- и NoSQL-типа для проектирования информационных систем : учебное пособие / С. А. Мартишин, В. Л. Симонов, М. В. Храпченко. — Москва : ФОРУМ : ИНФРА-М, 2023. — 368 с. - URL: https://znanium.com/catalog/product/1912454 (дата обращения: 13.11.2024). – Режим доступа: по подписке. — Текст : электронный.</w:t>
       </w:r>
     </w:p>
     <w:p>
@@ -4418,49 +4393,13 @@
           <w:szCs w:val="24"/>
         </w:rPr>
       </w:pPr>
-      <w:proofErr w:type="spellStart"/>
       <w:r>
         <w:rPr>
           <w:color w:val="000000" w:themeColor="text1"/>
         </w:rPr>
-        <w:t>Тидвелл</w:t>
-      </w:r>
-      <w:proofErr w:type="spellEnd"/>
-      <w:r>
-        <w:rPr>
-          <w:color w:val="000000" w:themeColor="text1"/>
-        </w:rPr>
-        <w:t>, Д. Разработка интерфейсов. Паттерны проектирования. 3-е изд. – Санкт-</w:t>
-      </w:r>
-      <w:proofErr w:type="gramStart"/>
-      <w:r>
-        <w:rPr>
-          <w:color w:val="000000" w:themeColor="text1"/>
-        </w:rPr>
-        <w:t>Петербург :</w:t>
-      </w:r>
-      <w:proofErr w:type="gramEnd"/>
-      <w:r>
-        <w:rPr>
-          <w:color w:val="000000" w:themeColor="text1"/>
-        </w:rPr>
-        <w:t xml:space="preserve"> Питер, 2022. – 560 с. – </w:t>
-      </w:r>
-      <w:proofErr w:type="gramStart"/>
-      <w:r>
-        <w:rPr>
-          <w:color w:val="000000" w:themeColor="text1"/>
-        </w:rPr>
-        <w:t>Текст :</w:t>
-      </w:r>
-      <w:proofErr w:type="gramEnd"/>
-      <w:r>
-        <w:rPr>
-          <w:color w:val="000000" w:themeColor="text1"/>
-        </w:rPr>
-        <w:t xml:space="preserve"> электронный. – URL: </w:t>
-      </w:r>
-      <w:hyperlink r:id="rId9" w:history="1">
+        <w:t xml:space="preserve">Тидвелл, Д. Разработка интерфейсов. Паттерны проектирования. 3-е изд. – Санкт-Петербург : Питер, 2022. – 560 с. – Текст : электронный. – URL: </w:t>
+      </w:r>
+      <w:hyperlink r:id="rId10" w:history="1">
         <w:r>
           <w:rPr>
             <w:rStyle w:val="a3"/>
@@ -4474,65 +4413,23 @@
         <w:rPr>
           <w:color w:val="000000" w:themeColor="text1"/>
         </w:rPr>
-        <w:t xml:space="preserve"> (дата обращения: __.11.2025). – Режим доступа: для </w:t>
-      </w:r>
-      <w:proofErr w:type="spellStart"/>
-      <w:r>
+        <w:t xml:space="preserve"> (дата обращения: __.11.2025). – Режим доступа: для зарегистрир. пользователей.</w:t>
+      </w:r>
+    </w:p>
+    <w:p>
+      <w:pPr>
+        <w:pStyle w:val="1"/>
         <w:rPr>
           <w:color w:val="000000" w:themeColor="text1"/>
         </w:rPr>
-        <w:t>зарегистрир</w:t>
-      </w:r>
-      <w:proofErr w:type="spellEnd"/>
+      </w:pPr>
       <w:r>
         <w:rPr>
           <w:color w:val="000000" w:themeColor="text1"/>
         </w:rPr>
-        <w:t>. пользователей.</w:t>
-      </w:r>
-    </w:p>
-    <w:p>
-      <w:pPr>
-        <w:pStyle w:val="1"/>
-        <w:rPr>
-          <w:color w:val="000000" w:themeColor="text1"/>
-        </w:rPr>
-      </w:pPr>
-      <w:r>
-        <w:rPr>
-          <w:color w:val="000000" w:themeColor="text1"/>
-        </w:rPr>
-        <w:t xml:space="preserve">Федорова, Г. Н. Разработка, внедрение и адаптация программного обеспечения отраслевой </w:t>
-      </w:r>
-      <w:proofErr w:type="gramStart"/>
-      <w:r>
-        <w:rPr>
-          <w:color w:val="000000" w:themeColor="text1"/>
-        </w:rPr>
-        <w:t>направленности :</w:t>
-      </w:r>
-      <w:proofErr w:type="gramEnd"/>
-      <w:r>
-        <w:rPr>
-          <w:color w:val="000000" w:themeColor="text1"/>
-        </w:rPr>
-        <w:t xml:space="preserve"> учебное пособие. — </w:t>
-      </w:r>
-      <w:proofErr w:type="gramStart"/>
-      <w:r>
-        <w:rPr>
-          <w:color w:val="000000" w:themeColor="text1"/>
-        </w:rPr>
-        <w:t>Москва :</w:t>
-      </w:r>
-      <w:proofErr w:type="gramEnd"/>
-      <w:r>
-        <w:rPr>
-          <w:color w:val="000000" w:themeColor="text1"/>
-        </w:rPr>
-        <w:t xml:space="preserve"> КУРС : ИНФРА-М, 2024. — 336 с. – URL: </w:t>
-      </w:r>
-      <w:hyperlink r:id="rId10" w:history="1">
+        <w:t xml:space="preserve">Федорова, Г. Н. Разработка, внедрение и адаптация программного обеспечения отраслевой направленности : учебное пособие. — Москва : КУРС : ИНФРА-М, 2024. — 336 с. – URL: </w:t>
+      </w:r>
+      <w:hyperlink r:id="rId11" w:history="1">
         <w:r>
           <w:rPr>
             <w:rStyle w:val="a3"/>
@@ -4546,21 +4443,7 @@
         <w:rPr>
           <w:color w:val="000000" w:themeColor="text1"/>
         </w:rPr>
-        <w:t xml:space="preserve"> (дата обращения: __.11.2025). – Режим доступа: по подписке. – </w:t>
-      </w:r>
-      <w:proofErr w:type="gramStart"/>
-      <w:r>
-        <w:rPr>
-          <w:color w:val="000000" w:themeColor="text1"/>
-        </w:rPr>
-        <w:t>Текст :</w:t>
-      </w:r>
-      <w:proofErr w:type="gramEnd"/>
-      <w:r>
-        <w:rPr>
-          <w:color w:val="000000" w:themeColor="text1"/>
-        </w:rPr>
-        <w:t xml:space="preserve"> электронный.</w:t>
+        <w:t xml:space="preserve"> (дата обращения: __.11.2025). – Режим доступа: по подписке. – Текст : электронный.</w:t>
       </w:r>
     </w:p>
     <w:p>
@@ -4575,12 +4458,12 @@
     </w:p>
     <w:p/>
     <w:sectPr>
-      <w:headerReference w:type="even" r:id="rId11"/>
-      <w:headerReference w:type="default" r:id="rId12"/>
-      <w:footerReference w:type="even" r:id="rId13"/>
-      <w:footerReference w:type="default" r:id="rId14"/>
-      <w:headerReference w:type="first" r:id="rId15"/>
-      <w:footerReference w:type="first" r:id="rId16"/>
+      <w:headerReference w:type="even" r:id="rId12"/>
+      <w:headerReference w:type="default" r:id="rId13"/>
+      <w:footerReference w:type="even" r:id="rId14"/>
+      <w:footerReference w:type="default" r:id="rId15"/>
+      <w:headerReference w:type="first" r:id="rId16"/>
+      <w:footerReference w:type="first" r:id="rId17"/>
       <w:pgSz w:w="11906" w:h="16838"/>
       <w:pgMar w:top="1134" w:right="850" w:bottom="1134" w:left="1701" w:header="708" w:footer="708" w:gutter="0"/>
       <w:pgNumType w:start="1"/>
@@ -4661,7 +4544,7 @@
             <w:sz w:val="28"/>
             <w:szCs w:val="28"/>
           </w:rPr>
-          <w:t>8</w:t>
+          <w:t>11</w:t>
         </w:r>
         <w:r>
           <w:rPr>
@@ -6462,6 +6345,44 @@
       <w:bCs/>
     </w:rPr>
   </w:style>
+  <w:style w:type="paragraph" w:styleId="ab">
+    <w:name w:val="endnote text"/>
+    <w:basedOn w:val="a"/>
+    <w:link w:val="ac"/>
+    <w:uiPriority w:val="99"/>
+    <w:semiHidden/>
+    <w:unhideWhenUsed/>
+    <w:rsid w:val="00D53027"/>
+    <w:rPr>
+      <w:sz w:val="20"/>
+      <w:szCs w:val="20"/>
+    </w:rPr>
+  </w:style>
+  <w:style w:type="character" w:customStyle="1" w:styleId="ac">
+    <w:name w:val="Текст концевой сноски Знак"/>
+    <w:basedOn w:val="a0"/>
+    <w:link w:val="ab"/>
+    <w:uiPriority w:val="99"/>
+    <w:semiHidden/>
+    <w:rsid w:val="00D53027"/>
+    <w:rPr>
+      <w:rFonts w:ascii="Times New Roman" w:eastAsia="Times New Roman" w:hAnsi="Times New Roman" w:cs="Times New Roman"/>
+      <w:sz w:val="20"/>
+      <w:szCs w:val="20"/>
+      <w:lang w:eastAsia="ru-RU"/>
+    </w:rPr>
+  </w:style>
+  <w:style w:type="character" w:styleId="ad">
+    <w:name w:val="endnote reference"/>
+    <w:basedOn w:val="a0"/>
+    <w:uiPriority w:val="99"/>
+    <w:semiHidden/>
+    <w:unhideWhenUsed/>
+    <w:rsid w:val="00D53027"/>
+    <w:rPr>
+      <w:vertAlign w:val="superscript"/>
+    </w:rPr>
+  </w:style>
 </w:styles>
 </file>
 
@@ -6724,4 +6645,16 @@
     </a:ext>
   </a:extLst>
 </a:theme>
+</file>
+
+<file path=customXml/item1.xml><?xml version="1.0" encoding="utf-8"?>
+<b:Sources xmlns:b="http://schemas.openxmlformats.org/officeDocument/2006/bibliography" xmlns="http://schemas.openxmlformats.org/officeDocument/2006/bibliography" SelectedStyle="\APASixthEditionOfficeOnline.xsl" StyleName="APA" Version="6"/>
+</file>
+
+<file path=customXml/itemProps1.xml><?xml version="1.0" encoding="utf-8"?>
+<ds:datastoreItem xmlns:ds="http://schemas.openxmlformats.org/officeDocument/2006/customXml" ds:itemID="{3013CA08-EA3F-411A-B795-0FA48E4F3E68}">
+  <ds:schemaRefs>
+    <ds:schemaRef ds:uri="http://schemas.openxmlformats.org/officeDocument/2006/bibliography"/>
+  </ds:schemaRefs>
+</ds:datastoreItem>
 </file>
--- a/КП Луев.docx
+++ b/КП Луев.docx
@@ -63,33 +63,33 @@
           <w:b/>
           <w:bCs/>
         </w:rPr>
-        <w:t>(СПбГУТ)</w:t>
-      </w:r>
-    </w:p>
-    <w:p>
-      <w:pPr>
-        <w:jc w:val="center"/>
+        <w:t>(</w:t>
+      </w:r>
+      <w:proofErr w:type="spellStart"/>
+      <w:r>
         <w:rPr>
           <w:b/>
           <w:bCs/>
         </w:rPr>
-      </w:pPr>
-    </w:p>
-    <w:p>
-      <w:pPr>
-        <w:jc w:val="center"/>
+        <w:t>СПбГУТ</w:t>
+      </w:r>
+      <w:proofErr w:type="spellEnd"/>
+      <w:r>
         <w:rPr>
           <w:b/>
           <w:bCs/>
         </w:rPr>
-      </w:pPr>
-      <w:r>
+        <w:t>)</w:t>
+      </w:r>
+    </w:p>
+    <w:p>
+      <w:pPr>
+        <w:jc w:val="center"/>
         <w:rPr>
           <w:b/>
           <w:bCs/>
         </w:rPr>
-        <w:t>АРХАНГЕЛЬСКИЙ КОЛЛЕДЖ ТЕЛЕКОММУНИКАЦИЙ</w:t>
-      </w:r>
+      </w:pPr>
     </w:p>
     <w:p>
       <w:pPr>
@@ -104,7 +104,7 @@
           <w:b/>
           <w:bCs/>
         </w:rPr>
-        <w:t>ИМ. Б.Л. РОЗИНГА (ФИЛИАЛ) СПбГУТ</w:t>
+        <w:t>АРХАНГЕЛЬСКИЙ КОЛЛЕДЖ ТЕЛЕКОММУНИКАЦИЙ</w:t>
       </w:r>
     </w:p>
     <w:p>
@@ -120,7 +120,48 @@
           <w:b/>
           <w:bCs/>
         </w:rPr>
-        <w:t>(АКТ (ф) СПбГУТ)</w:t>
+        <w:t xml:space="preserve">ИМ. Б.Л. РОЗИНГА (ФИЛИАЛ) </w:t>
+      </w:r>
+      <w:proofErr w:type="spellStart"/>
+      <w:r>
+        <w:rPr>
+          <w:b/>
+          <w:bCs/>
+        </w:rPr>
+        <w:t>СПбГУТ</w:t>
+      </w:r>
+      <w:proofErr w:type="spellEnd"/>
+    </w:p>
+    <w:p>
+      <w:pPr>
+        <w:jc w:val="center"/>
+        <w:rPr>
+          <w:b/>
+          <w:bCs/>
+        </w:rPr>
+      </w:pPr>
+      <w:r>
+        <w:rPr>
+          <w:b/>
+          <w:bCs/>
+        </w:rPr>
+        <w:t xml:space="preserve">(АКТ (ф) </w:t>
+      </w:r>
+      <w:proofErr w:type="spellStart"/>
+      <w:r>
+        <w:rPr>
+          <w:b/>
+          <w:bCs/>
+        </w:rPr>
+        <w:t>СПбГУТ</w:t>
+      </w:r>
+      <w:proofErr w:type="spellEnd"/>
+      <w:r>
+        <w:rPr>
+          <w:b/>
+          <w:bCs/>
+        </w:rPr>
+        <w:t>)</w:t>
       </w:r>
     </w:p>
     <w:p>
@@ -642,8 +683,19 @@
                 <w:sz w:val="28"/>
                 <w:szCs w:val="28"/>
               </w:rPr>
-              <w:t>Р.В Луев</w:t>
+              <w:t xml:space="preserve">Р.В </w:t>
             </w:r>
+            <w:proofErr w:type="spellStart"/>
+            <w:r>
+              <w:rPr>
+                <w:b w:val="0"/>
+                <w:bCs w:val="0"/>
+                <w:sz w:val="28"/>
+                <w:szCs w:val="28"/>
+              </w:rPr>
+              <w:t>Луев</w:t>
+            </w:r>
+            <w:proofErr w:type="spellEnd"/>
           </w:p>
         </w:tc>
       </w:tr>
@@ -911,6 +963,7 @@
               </w:rPr>
               <w:t xml:space="preserve"> </w:t>
             </w:r>
+            <w:proofErr w:type="spellStart"/>
             <w:r>
               <w:rPr>
                 <w:b w:val="0"/>
@@ -920,6 +973,7 @@
               </w:rPr>
               <w:t>Маломан</w:t>
             </w:r>
+            <w:proofErr w:type="spellEnd"/>
           </w:p>
         </w:tc>
       </w:tr>
@@ -2897,7 +2951,43 @@
           <w:sz w:val="28"/>
           <w:szCs w:val="28"/>
         </w:rPr>
-        <w:t>экспорт данных в формате *.xlsx / *.pdf.</w:t>
+        <w:t>экспорт данных в формате *.</w:t>
+      </w:r>
+      <w:proofErr w:type="spellStart"/>
+      <w:r>
+        <w:rPr>
+          <w:rFonts w:ascii="Times New Roman" w:eastAsia="Andale Mono" w:hAnsi="Times New Roman" w:cs="Times New Roman"/>
+          <w:sz w:val="28"/>
+          <w:szCs w:val="28"/>
+        </w:rPr>
+        <w:t>xlsx</w:t>
+      </w:r>
+      <w:proofErr w:type="spellEnd"/>
+      <w:r>
+        <w:rPr>
+          <w:rFonts w:ascii="Times New Roman" w:eastAsia="Andale Mono" w:hAnsi="Times New Roman" w:cs="Times New Roman"/>
+          <w:sz w:val="28"/>
+          <w:szCs w:val="28"/>
+        </w:rPr>
+        <w:t xml:space="preserve"> / *.</w:t>
+      </w:r>
+      <w:proofErr w:type="spellStart"/>
+      <w:r>
+        <w:rPr>
+          <w:rFonts w:ascii="Times New Roman" w:eastAsia="Andale Mono" w:hAnsi="Times New Roman" w:cs="Times New Roman"/>
+          <w:sz w:val="28"/>
+          <w:szCs w:val="28"/>
+        </w:rPr>
+        <w:t>pdf</w:t>
+      </w:r>
+      <w:proofErr w:type="spellEnd"/>
+      <w:r>
+        <w:rPr>
+          <w:rFonts w:ascii="Times New Roman" w:eastAsia="Andale Mono" w:hAnsi="Times New Roman" w:cs="Times New Roman"/>
+          <w:sz w:val="28"/>
+          <w:szCs w:val="28"/>
+        </w:rPr>
+        <w:t>.</w:t>
       </w:r>
     </w:p>
     <w:p>
@@ -3332,7 +3422,41 @@
         <w:rPr>
           <w:sz w:val="28"/>
         </w:rPr>
-        <w:t>Рисунок 1 – Диаграмма вариантов использования</w:t>
+        <w:t xml:space="preserve">Рисунок 1 – </w:t>
+      </w:r>
+      <w:r>
+        <w:rPr>
+          <w:sz w:val="28"/>
+          <w:lang w:val="en-US"/>
+        </w:rPr>
+        <w:t>Draw</w:t>
+      </w:r>
+      <w:r>
+        <w:rPr>
+          <w:sz w:val="28"/>
+        </w:rPr>
+        <w:t>.</w:t>
+      </w:r>
+      <w:proofErr w:type="spellStart"/>
+      <w:r>
+        <w:rPr>
+          <w:sz w:val="28"/>
+          <w:lang w:val="en-US"/>
+        </w:rPr>
+        <w:t>io</w:t>
+      </w:r>
+      <w:proofErr w:type="spellEnd"/>
+      <w:r>
+        <w:rPr>
+          <w:sz w:val="28"/>
+        </w:rPr>
+        <w:t xml:space="preserve">. </w:t>
+      </w:r>
+      <w:r>
+        <w:rPr>
+          <w:sz w:val="28"/>
+        </w:rPr>
+        <w:t>Диаграмма вариантов использования</w:t>
       </w:r>
     </w:p>
     <w:p>
@@ -3610,7 +3734,7 @@
           <w:tab w:val="left" w:pos="709"/>
         </w:tabs>
         <w:spacing w:line="360" w:lineRule="auto"/>
-        <w:ind w:firstLine="426"/>
+        <w:ind w:firstLine="709"/>
         <w:jc w:val="both"/>
         <w:rPr>
           <w:sz w:val="28"/>
@@ -3860,10 +3984,210 @@
         <w:ind w:firstLine="709"/>
         <w:jc w:val="both"/>
         <w:rPr>
+          <w:sz w:val="28"/>
+        </w:rPr>
+      </w:pPr>
+    </w:p>
+    <w:p>
+      <w:pPr>
+        <w:spacing w:line="360" w:lineRule="auto"/>
+        <w:ind w:firstLine="709"/>
+        <w:jc w:val="both"/>
+        <w:rPr>
+          <w:sz w:val="28"/>
+        </w:rPr>
+      </w:pPr>
+      <w:r>
+        <w:rPr>
+          <w:sz w:val="28"/>
+        </w:rPr>
+        <w:t>При проектировании интерфейса пользователя приложения «Планета-35. Инвентаризация» основным требованием является обеспечение простоты восприятия, удобства в работе и минимального количества действий при выполнении основных операций. Интерфейс должен быть понятен пользователям с различным уровнем технической подготовки, включая материально-ответственных лиц и сотрудников бухгалтерии.</w:t>
+      </w:r>
+    </w:p>
+    <w:p>
+      <w:pPr>
+        <w:spacing w:line="360" w:lineRule="auto"/>
+        <w:ind w:firstLine="709"/>
+        <w:jc w:val="both"/>
+        <w:rPr>
+          <w:sz w:val="28"/>
+        </w:rPr>
+      </w:pPr>
+      <w:r>
+        <w:rPr>
+          <w:sz w:val="28"/>
+        </w:rPr>
+        <w:t xml:space="preserve">Создание </w:t>
+      </w:r>
+      <w:r>
+        <w:rPr>
+          <w:sz w:val="28"/>
+          <w:lang w:val="en-US"/>
+        </w:rPr>
+        <w:t>wireframe</w:t>
+      </w:r>
+      <w:r>
+        <w:rPr>
+          <w:sz w:val="28"/>
+        </w:rPr>
+        <w:t xml:space="preserve"> </w:t>
+      </w:r>
+      <w:r>
+        <w:rPr>
+          <w:sz w:val="28"/>
+        </w:rPr>
+        <w:t>приложения показано на рисунке 2.</w:t>
+      </w:r>
+      <w:bookmarkStart w:id="0" w:name="_GoBack"/>
+      <w:bookmarkEnd w:id="0"/>
+    </w:p>
+    <w:p>
+      <w:pPr>
+        <w:spacing w:line="360" w:lineRule="auto"/>
+        <w:ind w:firstLine="709"/>
+        <w:jc w:val="both"/>
+        <w:rPr>
+          <w:sz w:val="28"/>
+        </w:rPr>
+      </w:pPr>
+    </w:p>
+    <w:p>
+      <w:pPr>
+        <w:spacing w:line="360" w:lineRule="auto"/>
+        <w:rPr>
+          <w:sz w:val="28"/>
+        </w:rPr>
+      </w:pPr>
+      <w:r>
+        <w:rPr>
+          <w:sz w:val="28"/>
+        </w:rPr>
+        <w:drawing>
+          <wp:inline distT="0" distB="0" distL="0" distR="0" wp14:anchorId="1D1D763B" wp14:editId="2BE99361">
+            <wp:extent cx="6258134" cy="3366654"/>
+            <wp:effectExtent l="0" t="0" r="0" b="5715"/>
+            <wp:docPr id="5" name="Рисунок 5"/>
+            <wp:cNvGraphicFramePr>
+              <a:graphicFrameLocks xmlns:a="http://schemas.openxmlformats.org/drawingml/2006/main" noChangeAspect="1"/>
+            </wp:cNvGraphicFramePr>
+            <a:graphic xmlns:a="http://schemas.openxmlformats.org/drawingml/2006/main">
+              <a:graphicData uri="http://schemas.openxmlformats.org/drawingml/2006/picture">
+                <pic:pic xmlns:pic="http://schemas.openxmlformats.org/drawingml/2006/picture">
+                  <pic:nvPicPr>
+                    <pic:cNvPr id="1" name=""/>
+                    <pic:cNvPicPr/>
+                  </pic:nvPicPr>
+                  <pic:blipFill rotWithShape="1">
+                    <a:blip r:embed="rId9"/>
+                    <a:srcRect l="1974" t="3059" r="1137" b="-1"/>
+                    <a:stretch/>
+                  </pic:blipFill>
+                  <pic:spPr bwMode="auto">
+                    <a:xfrm>
+                      <a:off x="0" y="0"/>
+                      <a:ext cx="6307041" cy="3392964"/>
+                    </a:xfrm>
+                    <a:prstGeom prst="rect">
+                      <a:avLst/>
+                    </a:prstGeom>
+                    <a:ln>
+                      <a:noFill/>
+                    </a:ln>
+                    <a:extLst>
+                      <a:ext uri="{53640926-AAD7-44D8-BBD7-CCE9431645EC}">
+                        <a14:shadowObscured xmlns:a14="http://schemas.microsoft.com/office/drawing/2010/main"/>
+                      </a:ext>
+                    </a:extLst>
+                  </pic:spPr>
+                </pic:pic>
+              </a:graphicData>
+            </a:graphic>
+          </wp:inline>
+        </w:drawing>
+      </w:r>
+    </w:p>
+    <w:p>
+      <w:pPr>
+        <w:spacing w:line="360" w:lineRule="auto"/>
+        <w:jc w:val="center"/>
+        <w:rPr>
+          <w:sz w:val="28"/>
+        </w:rPr>
+      </w:pPr>
+    </w:p>
+    <w:p>
+      <w:pPr>
+        <w:spacing w:line="360" w:lineRule="auto"/>
+        <w:jc w:val="center"/>
+        <w:rPr>
+          <w:sz w:val="28"/>
+        </w:rPr>
+      </w:pPr>
+      <w:r>
+        <w:rPr>
+          <w:sz w:val="28"/>
+        </w:rPr>
+        <w:t xml:space="preserve">Рисунок 2 </w:t>
+      </w:r>
+      <w:r>
+        <w:rPr>
+          <w:sz w:val="28"/>
+        </w:rPr>
+        <w:t xml:space="preserve">– </w:t>
+      </w:r>
+      <w:r>
+        <w:rPr>
+          <w:sz w:val="28"/>
+          <w:lang w:val="en-US"/>
+        </w:rPr>
+        <w:t>Figma</w:t>
+      </w:r>
+      <w:r>
+        <w:rPr>
+          <w:sz w:val="28"/>
+        </w:rPr>
+        <w:t xml:space="preserve">. </w:t>
+      </w:r>
+      <w:r>
+        <w:rPr>
+          <w:sz w:val="28"/>
+          <w:lang w:val="en-US"/>
+        </w:rPr>
+        <w:t>Wireframe</w:t>
+      </w:r>
+      <w:r>
+        <w:rPr>
+          <w:sz w:val="28"/>
+        </w:rPr>
+        <w:t xml:space="preserve"> приложения</w:t>
+      </w:r>
+    </w:p>
+    <w:p>
+      <w:pPr>
+        <w:spacing w:line="360" w:lineRule="auto"/>
+        <w:jc w:val="center"/>
+        <w:rPr>
+          <w:sz w:val="28"/>
+        </w:rPr>
+      </w:pPr>
+    </w:p>
+    <w:p>
+      <w:pPr>
+        <w:spacing w:line="360" w:lineRule="auto"/>
+        <w:ind w:firstLine="709"/>
+        <w:jc w:val="both"/>
+        <w:rPr>
           <w:b/>
           <w:sz w:val="28"/>
         </w:rPr>
       </w:pPr>
+      <w:r>
+        <w:rPr>
+          <w:b/>
+          <w:sz w:val="28"/>
+        </w:rPr>
+        <w:t>2.2 Разработка архитектуры программного обеспечения</w:t>
+      </w:r>
     </w:p>
     <w:p>
       <w:pPr>
@@ -3874,12 +4198,6 @@
           <w:sz w:val="28"/>
         </w:rPr>
       </w:pPr>
-      <w:r>
-        <w:rPr>
-          <w:sz w:val="28"/>
-        </w:rPr>
-        <w:t>При проектировании интерфейса пользователя приложения «Планета-35. Инвентаризация» основным требованием является обеспечение простоты восприятия, удобства в работе и минимального количества действий при выполнении основных операций. Интерфейс должен быть понятен пользователям с различным уровнем технической подготовки, включая материально-ответственных лиц и сотрудников бухгалтерии.</w:t>
-      </w:r>
     </w:p>
     <w:p>
       <w:pPr>
@@ -3890,6 +4208,19 @@
           <w:sz w:val="28"/>
         </w:rPr>
       </w:pPr>
+      <w:r>
+        <w:rPr>
+          <w:sz w:val="28"/>
+        </w:rPr>
+        <w:t xml:space="preserve">Архитектура приложения «Планета-35. Инвентаризация» основана на клиент-серверной модели. Клиентская часть отвечает за отображение </w:t>
+      </w:r>
+      <w:r>
+        <w:rPr>
+          <w:sz w:val="28"/>
+        </w:rPr>
+        <w:lastRenderedPageBreak/>
+        <w:t>интерфейса, ввод данных и отправку запросов. Серверная часть обрабатывает бизнес-логику, выполняет операции с базой данных и контролирует права доступа пользователей.</w:t>
+      </w:r>
     </w:p>
     <w:p>
       <w:pPr>
@@ -3897,6 +4228,48 @@
         <w:ind w:firstLine="709"/>
         <w:jc w:val="both"/>
         <w:rPr>
+          <w:sz w:val="28"/>
+        </w:rPr>
+      </w:pPr>
+      <w:r>
+        <w:rPr>
+          <w:sz w:val="28"/>
+        </w:rPr>
+        <w:t>База данных хранит сведения об объектах инвентаризации, категориях и пользователях. Каждая логическая функция приложения реализована как отдельный модуль, что обеспечивает удобство расширения и сопровождения программы.</w:t>
+      </w:r>
+    </w:p>
+    <w:p>
+      <w:pPr>
+        <w:spacing w:line="360" w:lineRule="auto"/>
+        <w:ind w:firstLine="709"/>
+        <w:jc w:val="both"/>
+        <w:rPr>
+          <w:sz w:val="28"/>
+        </w:rPr>
+      </w:pPr>
+      <w:r>
+        <w:rPr>
+          <w:sz w:val="28"/>
+        </w:rPr>
+        <w:t>Такое разделение ролей между интерфейсом, сервером и хранилищем данных обеспечивает надёжность работы системы, упрощает развитие проекта и позволяет в дальнейшем добавлять новые функции без изменения основной структуры приложения.</w:t>
+      </w:r>
+    </w:p>
+    <w:p>
+      <w:pPr>
+        <w:spacing w:line="360" w:lineRule="auto"/>
+        <w:ind w:firstLine="709"/>
+        <w:jc w:val="both"/>
+        <w:rPr>
+          <w:sz w:val="28"/>
+        </w:rPr>
+      </w:pPr>
+    </w:p>
+    <w:p>
+      <w:pPr>
+        <w:spacing w:line="360" w:lineRule="auto"/>
+        <w:ind w:firstLine="709"/>
+        <w:jc w:val="both"/>
+        <w:rPr>
           <w:b/>
           <w:sz w:val="28"/>
         </w:rPr>
@@ -3906,8 +4279,18 @@
           <w:b/>
           <w:sz w:val="28"/>
         </w:rPr>
-        <w:t>2.2 Разработка архитектуры программного обеспечения</w:t>
-      </w:r>
+        <w:t>2.3 Проектирование базы данных</w:t>
+      </w:r>
+    </w:p>
+    <w:p>
+      <w:pPr>
+        <w:spacing w:line="360" w:lineRule="auto"/>
+        <w:ind w:left="709"/>
+        <w:jc w:val="both"/>
+        <w:rPr>
+          <w:sz w:val="28"/>
+        </w:rPr>
+      </w:pPr>
     </w:p>
     <w:p>
       <w:pPr>
@@ -3915,10 +4298,15 @@
         <w:ind w:firstLine="709"/>
         <w:jc w:val="both"/>
         <w:rPr>
-          <w:b/>
-          <w:sz w:val="28"/>
-        </w:rPr>
-      </w:pPr>
+          <w:sz w:val="28"/>
+        </w:rPr>
+      </w:pPr>
+      <w:r>
+        <w:rPr>
+          <w:sz w:val="28"/>
+        </w:rPr>
+        <w:t>Требуется разработать БД для хранения и управления данными.</w:t>
+      </w:r>
     </w:p>
     <w:p>
       <w:pPr>
@@ -3933,7 +4321,39 @@
         <w:rPr>
           <w:sz w:val="28"/>
         </w:rPr>
-        <w:t>Архитектура приложения «Планета-35. Инвентаризация» основана на клиент-серверной модели. Клиентская часть отвечает за отображение интерфейса, ввод данных и отправку запросов. Серверная часть обрабатывает бизнес-логику, выполняет операции с базой данных и контролирует права доступа пользователей. Взаимодействие между клиентом и сервером осуществляется через REST API.</w:t>
+        <w:t xml:space="preserve">Модели БД созданы при помощи </w:t>
+      </w:r>
+      <w:r>
+        <w:rPr>
+          <w:sz w:val="28"/>
+          <w:lang w:val="en-US"/>
+        </w:rPr>
+        <w:t>MSSQL</w:t>
+      </w:r>
+      <w:r>
+        <w:rPr>
+          <w:sz w:val="28"/>
+        </w:rPr>
+        <w:t xml:space="preserve">. На рисунке 3 в виде </w:t>
+      </w:r>
+      <w:r>
+        <w:rPr>
+          <w:sz w:val="28"/>
+          <w:lang w:val="en-US"/>
+        </w:rPr>
+        <w:t>ERD</w:t>
+      </w:r>
+      <w:r>
+        <w:rPr>
+          <w:sz w:val="28"/>
+        </w:rPr>
+        <w:t xml:space="preserve"> </w:t>
+      </w:r>
+      <w:r>
+        <w:rPr>
+          <w:sz w:val="28"/>
+        </w:rPr>
+        <w:t>показана физическая модель БД.</w:t>
       </w:r>
     </w:p>
     <w:p>
@@ -3945,156 +4365,20 @@
           <w:sz w:val="28"/>
         </w:rPr>
       </w:pPr>
-      <w:r>
-        <w:rPr>
-          <w:sz w:val="28"/>
-        </w:rPr>
-        <w:t>База данных хранит сведения об объектах инвентаризации, категориях и пользователях. Каждая логическая функция приложения реализована как отдельный модуль, что обеспечивает удобство расширения и сопровождения программы.</w:t>
-      </w:r>
-    </w:p>
-    <w:p>
-      <w:pPr>
-        <w:spacing w:line="360" w:lineRule="auto"/>
-        <w:ind w:firstLine="709"/>
-        <w:jc w:val="both"/>
-        <w:rPr>
-          <w:sz w:val="28"/>
-        </w:rPr>
-      </w:pPr>
-      <w:r>
-        <w:rPr>
-          <w:sz w:val="28"/>
-        </w:rPr>
-        <w:t>Такое разделение ролей между интерфейсом, сервером и хранилищем данных обеспечивает надёжность работы системы, упрощает развитие проекта и позволяет в дальнейшем добавлять новые функции без изменения основной структуры приложения.</w:t>
-      </w:r>
-    </w:p>
-    <w:p>
-      <w:pPr>
-        <w:spacing w:line="360" w:lineRule="auto"/>
-        <w:ind w:firstLine="709"/>
-        <w:jc w:val="both"/>
-        <w:rPr>
-          <w:b/>
-          <w:sz w:val="28"/>
-        </w:rPr>
-      </w:pPr>
-    </w:p>
-    <w:p>
-      <w:pPr>
-        <w:spacing w:line="360" w:lineRule="auto"/>
-        <w:ind w:firstLine="709"/>
-        <w:jc w:val="both"/>
-        <w:rPr>
-          <w:b/>
-          <w:sz w:val="28"/>
-        </w:rPr>
-      </w:pPr>
-      <w:r>
-        <w:rPr>
-          <w:b/>
-          <w:sz w:val="28"/>
-        </w:rPr>
-        <w:t>2.3 Проектирование базы данных</w:t>
-      </w:r>
-    </w:p>
-    <w:p>
-      <w:pPr>
-        <w:spacing w:line="360" w:lineRule="auto"/>
-        <w:ind w:left="709"/>
-        <w:jc w:val="both"/>
-        <w:rPr>
-          <w:b/>
-          <w:sz w:val="28"/>
-        </w:rPr>
-      </w:pPr>
-    </w:p>
-    <w:p>
-      <w:pPr>
-        <w:spacing w:line="360" w:lineRule="auto"/>
-        <w:ind w:firstLine="709"/>
-        <w:jc w:val="both"/>
-        <w:rPr>
-          <w:sz w:val="28"/>
-        </w:rPr>
-      </w:pPr>
-      <w:r>
-        <w:rPr>
+    </w:p>
+    <w:p>
+      <w:pPr>
+        <w:spacing w:after="160" w:line="259" w:lineRule="auto"/>
+        <w:rPr>
+          <w:sz w:val="28"/>
+        </w:rPr>
+      </w:pPr>
+      <w:r>
+        <w:rPr>
+          <w:noProof/>
           <w:sz w:val="28"/>
         </w:rPr>
         <w:lastRenderedPageBreak/>
-        <w:t>Требуется разработать БД для хранения и управления данными.</w:t>
-      </w:r>
-    </w:p>
-    <w:p>
-      <w:pPr>
-        <w:spacing w:line="360" w:lineRule="auto"/>
-        <w:ind w:firstLine="709"/>
-        <w:jc w:val="both"/>
-        <w:rPr>
-          <w:sz w:val="28"/>
-        </w:rPr>
-      </w:pPr>
-      <w:r>
-        <w:rPr>
-          <w:sz w:val="28"/>
-        </w:rPr>
-        <w:t xml:space="preserve">Модели БД созданы при помощи </w:t>
-      </w:r>
-      <w:r>
-        <w:rPr>
-          <w:sz w:val="28"/>
-          <w:lang w:val="en-US"/>
-        </w:rPr>
-        <w:t>MSSQL</w:t>
-      </w:r>
-      <w:r>
-        <w:rPr>
-          <w:sz w:val="28"/>
-        </w:rPr>
-        <w:t xml:space="preserve">. На рисунке 3 в виде </w:t>
-      </w:r>
-      <w:r>
-        <w:rPr>
-          <w:sz w:val="28"/>
-          <w:lang w:val="en-US"/>
-        </w:rPr>
-        <w:t>ERD</w:t>
-      </w:r>
-      <w:r>
-        <w:rPr>
-          <w:sz w:val="28"/>
-        </w:rPr>
-        <w:t xml:space="preserve"> </w:t>
-      </w:r>
-      <w:r>
-        <w:rPr>
-          <w:sz w:val="28"/>
-        </w:rPr>
-        <w:t>показана физическая модель БД.</w:t>
-      </w:r>
-    </w:p>
-    <w:p>
-      <w:pPr>
-        <w:spacing w:line="360" w:lineRule="auto"/>
-        <w:ind w:firstLine="709"/>
-        <w:jc w:val="both"/>
-        <w:rPr>
-          <w:sz w:val="28"/>
-        </w:rPr>
-      </w:pPr>
-    </w:p>
-    <w:p>
-      <w:pPr>
-        <w:spacing w:after="160" w:line="259" w:lineRule="auto"/>
-        <w:rPr>
-          <w:sz w:val="28"/>
-        </w:rPr>
-      </w:pPr>
-      <w:r>
-        <w:rPr>
-          <w:noProof/>
-          <w:sz w:val="28"/>
-        </w:rPr>
         <w:drawing>
           <wp:inline distT="0" distB="0" distL="0" distR="0">
             <wp:extent cx="5734212" cy="5923855"/>
@@ -4113,7 +4397,7 @@
                     </pic:cNvPicPr>
                   </pic:nvPicPr>
                   <pic:blipFill>
-                    <a:blip r:embed="rId9">
+                    <a:blip r:embed="rId10">
                       <a:extLst>
                         <a:ext uri="{28A0092B-C50C-407E-A947-70E740481C1C}">
                           <a14:useLocalDpi xmlns:a14="http://schemas.microsoft.com/office/drawing/2010/main" val="0"/>
@@ -4214,8 +4498,6 @@
         </w:rPr>
         <w:br w:type="page"/>
       </w:r>
-      <w:bookmarkStart w:id="0" w:name="_GoBack"/>
-      <w:bookmarkEnd w:id="0"/>
     </w:p>
     <w:p>
       <w:pPr>
@@ -4281,9 +4563,111 @@
     <w:p>
       <w:pPr>
         <w:spacing w:after="160" w:line="259" w:lineRule="auto"/>
-        <w:rPr>
-          <w:sz w:val="28"/>
-        </w:rPr>
+        <w:ind w:firstLine="709"/>
+        <w:jc w:val="both"/>
+        <w:rPr>
+          <w:b/>
+          <w:sz w:val="28"/>
+          <w:szCs w:val="32"/>
+        </w:rPr>
+      </w:pPr>
+    </w:p>
+    <w:p>
+      <w:pPr>
+        <w:spacing w:after="160" w:line="259" w:lineRule="auto"/>
+        <w:ind w:firstLine="709"/>
+        <w:jc w:val="both"/>
+        <w:rPr>
+          <w:b/>
+          <w:sz w:val="28"/>
+          <w:szCs w:val="32"/>
+        </w:rPr>
+      </w:pPr>
+      <w:r>
+        <w:rPr>
+          <w:b/>
+          <w:sz w:val="28"/>
+          <w:szCs w:val="32"/>
+          <w:lang w:val="en-US"/>
+        </w:rPr>
+        <w:t xml:space="preserve">3.2 </w:t>
+      </w:r>
+      <w:r>
+        <w:rPr>
+          <w:b/>
+          <w:sz w:val="28"/>
+          <w:szCs w:val="32"/>
+        </w:rPr>
+        <w:t>Реализация интерфейса пользователя</w:t>
+      </w:r>
+    </w:p>
+    <w:p>
+      <w:pPr>
+        <w:spacing w:after="160" w:line="259" w:lineRule="auto"/>
+        <w:ind w:firstLine="709"/>
+        <w:jc w:val="both"/>
+        <w:rPr>
+          <w:b/>
+          <w:sz w:val="28"/>
+          <w:szCs w:val="32"/>
+        </w:rPr>
+      </w:pPr>
+    </w:p>
+    <w:p>
+      <w:pPr>
+        <w:spacing w:after="160" w:line="259" w:lineRule="auto"/>
+        <w:ind w:firstLine="709"/>
+        <w:jc w:val="both"/>
+        <w:rPr>
+          <w:b/>
+          <w:sz w:val="28"/>
+          <w:szCs w:val="32"/>
+        </w:rPr>
+      </w:pPr>
+      <w:r>
+        <w:rPr>
+          <w:b/>
+          <w:sz w:val="28"/>
+          <w:szCs w:val="32"/>
+        </w:rPr>
+        <w:t>3.3 Разграничение прав доступа пользователя</w:t>
+      </w:r>
+    </w:p>
+    <w:p>
+      <w:pPr>
+        <w:spacing w:after="160" w:line="259" w:lineRule="auto"/>
+        <w:ind w:firstLine="709"/>
+        <w:jc w:val="both"/>
+        <w:rPr>
+          <w:b/>
+          <w:sz w:val="28"/>
+          <w:szCs w:val="32"/>
+        </w:rPr>
+      </w:pPr>
+    </w:p>
+    <w:p>
+      <w:pPr>
+        <w:spacing w:after="160" w:line="259" w:lineRule="auto"/>
+        <w:ind w:firstLine="709"/>
+        <w:jc w:val="both"/>
+        <w:rPr>
+          <w:b/>
+          <w:sz w:val="28"/>
+          <w:szCs w:val="32"/>
+        </w:rPr>
+      </w:pPr>
+      <w:r>
+        <w:rPr>
+          <w:b/>
+          <w:sz w:val="28"/>
+          <w:szCs w:val="32"/>
+        </w:rPr>
+        <w:t>3.4 Экспорт данных</w:t>
+      </w:r>
+    </w:p>
+    <w:p>
+      <w:pPr>
+        <w:spacing w:after="160" w:line="259" w:lineRule="auto"/>
       </w:pPr>
       <w:r>
         <w:br w:type="page"/>
@@ -4291,19 +4675,95 @@
     </w:p>
     <w:p>
       <w:pPr>
-        <w:spacing w:after="200" w:line="276" w:lineRule="auto"/>
-        <w:jc w:val="center"/>
-        <w:rPr>
-          <w:sz w:val="28"/>
-        </w:rPr>
-      </w:pPr>
-      <w:r>
+        <w:spacing w:after="160" w:line="259" w:lineRule="auto"/>
+        <w:ind w:firstLine="709"/>
         <w:rPr>
           <w:b/>
           <w:sz w:val="32"/>
           <w:szCs w:val="32"/>
         </w:rPr>
+      </w:pPr>
+      <w:r>
+        <w:rPr>
+          <w:b/>
+          <w:sz w:val="32"/>
+          <w:szCs w:val="32"/>
+        </w:rPr>
         <w:lastRenderedPageBreak/>
+        <w:t>4 Тестирование и отладка программного обеспечения</w:t>
+      </w:r>
+    </w:p>
+    <w:p>
+      <w:pPr>
+        <w:spacing w:after="160" w:line="259" w:lineRule="auto"/>
+        <w:ind w:firstLine="709"/>
+        <w:rPr>
+          <w:b/>
+          <w:sz w:val="32"/>
+          <w:szCs w:val="32"/>
+        </w:rPr>
+      </w:pPr>
+    </w:p>
+    <w:p>
+      <w:pPr>
+        <w:spacing w:after="160" w:line="259" w:lineRule="auto"/>
+        <w:ind w:firstLine="709"/>
+        <w:rPr>
+          <w:b/>
+          <w:sz w:val="28"/>
+          <w:szCs w:val="32"/>
+          <w:lang w:val="en-US"/>
+        </w:rPr>
+      </w:pPr>
+      <w:r>
+        <w:rPr>
+          <w:b/>
+          <w:sz w:val="28"/>
+          <w:szCs w:val="32"/>
+        </w:rPr>
+        <w:t>4.1 Структурное тестирование</w:t>
+      </w:r>
+    </w:p>
+    <w:p>
+      <w:pPr>
+        <w:spacing w:after="160" w:line="259" w:lineRule="auto"/>
+        <w:rPr>
+          <w:sz w:val="32"/>
+          <w:szCs w:val="32"/>
+        </w:rPr>
+      </w:pPr>
+      <w:r>
+        <w:rPr>
+          <w:sz w:val="32"/>
+          <w:szCs w:val="32"/>
+        </w:rPr>
+        <w:br w:type="page"/>
+      </w:r>
+    </w:p>
+    <w:p>
+      <w:pPr>
+        <w:spacing w:after="160" w:line="259" w:lineRule="auto"/>
+        <w:ind w:firstLine="709"/>
+        <w:rPr>
+          <w:sz w:val="32"/>
+          <w:szCs w:val="32"/>
+        </w:rPr>
+      </w:pPr>
+    </w:p>
+    <w:p>
+      <w:pPr>
+        <w:spacing w:after="200" w:line="276" w:lineRule="auto"/>
+        <w:jc w:val="center"/>
+        <w:rPr>
+          <w:sz w:val="28"/>
+        </w:rPr>
+      </w:pPr>
+      <w:r>
+        <w:rPr>
+          <w:b/>
+          <w:sz w:val="32"/>
+          <w:szCs w:val="32"/>
+        </w:rPr>
         <w:t>ЗАКЛЮЧЕНИЕ</w:t>
       </w:r>
     </w:p>
@@ -4365,7 +4825,23 @@
         <w:pStyle w:val="1"/>
       </w:pPr>
       <w:r>
-        <w:t>Бек, К. Экстремальное программирование: разработка через тестирование. – Санкт-Петербург : Питер, 2021. – 224 с. – URL: https://ibooks.ru/bookshelf/376974/reading (дата обращения: 05.11.2024). – Режим доступа: для зарегистрир. пользователей. – Текст: электронный.</w:t>
+        <w:t>Бек, К. Экстремальное программирование: разработка через тестирование. – Санкт-</w:t>
+      </w:r>
+      <w:proofErr w:type="gramStart"/>
+      <w:r>
+        <w:t>Петербург :</w:t>
+      </w:r>
+      <w:proofErr w:type="gramEnd"/>
+      <w:r>
+        <w:t xml:space="preserve"> Питер, 2021. – 224 с. – URL: https://ibooks.ru/bookshelf/376974/reading (дата обращения: 05.11.2024). – Режим доступа: для </w:t>
+      </w:r>
+      <w:proofErr w:type="spellStart"/>
+      <w:r>
+        <w:t>зарегистрир</w:t>
+      </w:r>
+      <w:proofErr w:type="spellEnd"/>
+      <w:r>
+        <w:t>. пользователей. – Текст: электронный.</w:t>
       </w:r>
     </w:p>
     <w:p>
@@ -4373,15 +4849,100 @@
         <w:pStyle w:val="1"/>
       </w:pPr>
       <w:r>
-        <w:t>Гагарина, Л. Г. Технология разработки программного обеспечения : учебное пособие / Л. Г. Гагарина, Е. В. Кокорева, Б. Д. Сидорова-Виснадул ; под ред. Л. Г. Гагариной. – Москва : ФОРУМ : ИНФРА-М, 2023. – 400 с. – URL: https://znanium.com/catalog/product/1895679 (дата обращения: 06.11.2024). – Режим доступа: по подписке. – Текст : электронный.</w:t>
+        <w:t xml:space="preserve">Гагарина, Л. Г. Технология разработки программного </w:t>
+      </w:r>
+      <w:proofErr w:type="gramStart"/>
+      <w:r>
+        <w:t>обеспечения :</w:t>
+      </w:r>
+      <w:proofErr w:type="gramEnd"/>
+      <w:r>
+        <w:t xml:space="preserve"> учебное пособие / Л. Г. Гагарина, Е. В. </w:t>
+      </w:r>
+      <w:proofErr w:type="spellStart"/>
+      <w:r>
+        <w:t>Кокорева</w:t>
+      </w:r>
+      <w:proofErr w:type="spellEnd"/>
+      <w:r>
+        <w:t>, Б. Д. Сидорова-</w:t>
+      </w:r>
+      <w:proofErr w:type="spellStart"/>
+      <w:r>
+        <w:t>Виснадул</w:t>
+      </w:r>
+      <w:proofErr w:type="spellEnd"/>
+      <w:r>
+        <w:t xml:space="preserve"> ; под ред. Л. Г. Гагариной. – </w:t>
+      </w:r>
+      <w:proofErr w:type="gramStart"/>
+      <w:r>
+        <w:t>Москва :</w:t>
+      </w:r>
+      <w:proofErr w:type="gramEnd"/>
+      <w:r>
+        <w:t xml:space="preserve"> ФОРУМ : ИНФРА-М, 2023. – 400 с. – URL: https://znanium.com/catalog/product/1895679 (дата обращения: 06.11.2024). – Режим доступа: по подписке. – </w:t>
+      </w:r>
+      <w:proofErr w:type="gramStart"/>
+      <w:r>
+        <w:t>Текст :</w:t>
+      </w:r>
+      <w:proofErr w:type="gramEnd"/>
+      <w:r>
+        <w:t xml:space="preserve"> электронный.</w:t>
       </w:r>
     </w:p>
     <w:p>
       <w:pPr>
         <w:pStyle w:val="1"/>
       </w:pPr>
-      <w:r>
-        <w:t>Мартишин, С. А. Базы данных. Практическое применение СУБД SQL- и NoSQL-типа для проектирования информационных систем : учебное пособие / С. А. Мартишин, В. Л. Симонов, М. В. Храпченко. — Москва : ФОРУМ : ИНФРА-М, 2023. — 368 с. - URL: https://znanium.com/catalog/product/1912454 (дата обращения: 13.11.2024). – Режим доступа: по подписке. — Текст : электронный.</w:t>
+      <w:proofErr w:type="spellStart"/>
+      <w:r>
+        <w:t>Мартишин</w:t>
+      </w:r>
+      <w:proofErr w:type="spellEnd"/>
+      <w:r>
+        <w:t xml:space="preserve">, С. А. Базы данных. Практическое применение СУБД SQL- и </w:t>
+      </w:r>
+      <w:proofErr w:type="spellStart"/>
+      <w:r>
+        <w:t>NoSQL</w:t>
+      </w:r>
+      <w:proofErr w:type="spellEnd"/>
+      <w:r>
+        <w:t xml:space="preserve">-типа для проектирования информационных </w:t>
+      </w:r>
+      <w:proofErr w:type="gramStart"/>
+      <w:r>
+        <w:t>систем :</w:t>
+      </w:r>
+      <w:proofErr w:type="gramEnd"/>
+      <w:r>
+        <w:t xml:space="preserve"> учебное пособие / С. А. </w:t>
+      </w:r>
+      <w:proofErr w:type="spellStart"/>
+      <w:r>
+        <w:t>Мартишин</w:t>
+      </w:r>
+      <w:proofErr w:type="spellEnd"/>
+      <w:r>
+        <w:t xml:space="preserve">, В. Л. Симонов, М. В. Храпченко. — </w:t>
+      </w:r>
+      <w:proofErr w:type="gramStart"/>
+      <w:r>
+        <w:t>Москва :</w:t>
+      </w:r>
+      <w:proofErr w:type="gramEnd"/>
+      <w:r>
+        <w:t xml:space="preserve"> ФОРУМ : ИНФРА-М, 2023. — 368 с. - URL: https://znanium.com/catalog/product/1912454 (дата обращения: 13.11.2024). – Режим доступа: по подписке. — </w:t>
+      </w:r>
+      <w:proofErr w:type="gramStart"/>
+      <w:r>
+        <w:t>Текст :</w:t>
+      </w:r>
+      <w:proofErr w:type="gramEnd"/>
+      <w:r>
+        <w:t xml:space="preserve"> электронный.</w:t>
       </w:r>
     </w:p>
     <w:p>
@@ -4393,13 +4954,49 @@
           <w:szCs w:val="24"/>
         </w:rPr>
       </w:pPr>
+      <w:proofErr w:type="spellStart"/>
       <w:r>
         <w:rPr>
           <w:color w:val="000000" w:themeColor="text1"/>
         </w:rPr>
-        <w:t xml:space="preserve">Тидвелл, Д. Разработка интерфейсов. Паттерны проектирования. 3-е изд. – Санкт-Петербург : Питер, 2022. – 560 с. – Текст : электронный. – URL: </w:t>
-      </w:r>
-      <w:hyperlink r:id="rId10" w:history="1">
+        <w:t>Тидвелл</w:t>
+      </w:r>
+      <w:proofErr w:type="spellEnd"/>
+      <w:r>
+        <w:rPr>
+          <w:color w:val="000000" w:themeColor="text1"/>
+        </w:rPr>
+        <w:t>, Д. Разработка интерфейсов. Паттерны проектирования. 3-е изд. – Санкт-</w:t>
+      </w:r>
+      <w:proofErr w:type="gramStart"/>
+      <w:r>
+        <w:rPr>
+          <w:color w:val="000000" w:themeColor="text1"/>
+        </w:rPr>
+        <w:t>Петербург :</w:t>
+      </w:r>
+      <w:proofErr w:type="gramEnd"/>
+      <w:r>
+        <w:rPr>
+          <w:color w:val="000000" w:themeColor="text1"/>
+        </w:rPr>
+        <w:t xml:space="preserve"> Питер, 2022. – 560 с. – </w:t>
+      </w:r>
+      <w:proofErr w:type="gramStart"/>
+      <w:r>
+        <w:rPr>
+          <w:color w:val="000000" w:themeColor="text1"/>
+        </w:rPr>
+        <w:t>Текст :</w:t>
+      </w:r>
+      <w:proofErr w:type="gramEnd"/>
+      <w:r>
+        <w:rPr>
+          <w:color w:val="000000" w:themeColor="text1"/>
+        </w:rPr>
+        <w:t xml:space="preserve"> электронный. – URL: </w:t>
+      </w:r>
+      <w:hyperlink r:id="rId11" w:history="1">
         <w:r>
           <w:rPr>
             <w:rStyle w:val="a3"/>
@@ -4413,7 +5010,21 @@
         <w:rPr>
           <w:color w:val="000000" w:themeColor="text1"/>
         </w:rPr>
-        <w:t xml:space="preserve"> (дата обращения: __.11.2025). – Режим доступа: для зарегистрир. пользователей.</w:t>
+        <w:t xml:space="preserve"> (дата обращения: __.11.2025). – Режим доступа: для </w:t>
+      </w:r>
+      <w:proofErr w:type="spellStart"/>
+      <w:r>
+        <w:rPr>
+          <w:color w:val="000000" w:themeColor="text1"/>
+        </w:rPr>
+        <w:t>зарегистрир</w:t>
+      </w:r>
+      <w:proofErr w:type="spellEnd"/>
+      <w:r>
+        <w:rPr>
+          <w:color w:val="000000" w:themeColor="text1"/>
+        </w:rPr>
+        <w:t>. пользователей.</w:t>
       </w:r>
     </w:p>
     <w:p>
@@ -4427,9 +5038,37 @@
         <w:rPr>
           <w:color w:val="000000" w:themeColor="text1"/>
         </w:rPr>
-        <w:t xml:space="preserve">Федорова, Г. Н. Разработка, внедрение и адаптация программного обеспечения отраслевой направленности : учебное пособие. — Москва : КУРС : ИНФРА-М, 2024. — 336 с. – URL: </w:t>
-      </w:r>
-      <w:hyperlink r:id="rId11" w:history="1">
+        <w:t xml:space="preserve">Федорова, Г. Н. Разработка, внедрение и адаптация программного обеспечения отраслевой </w:t>
+      </w:r>
+      <w:proofErr w:type="gramStart"/>
+      <w:r>
+        <w:rPr>
+          <w:color w:val="000000" w:themeColor="text1"/>
+        </w:rPr>
+        <w:t>направленности :</w:t>
+      </w:r>
+      <w:proofErr w:type="gramEnd"/>
+      <w:r>
+        <w:rPr>
+          <w:color w:val="000000" w:themeColor="text1"/>
+        </w:rPr>
+        <w:t xml:space="preserve"> учебное пособие. — </w:t>
+      </w:r>
+      <w:proofErr w:type="gramStart"/>
+      <w:r>
+        <w:rPr>
+          <w:color w:val="000000" w:themeColor="text1"/>
+        </w:rPr>
+        <w:t>Москва :</w:t>
+      </w:r>
+      <w:proofErr w:type="gramEnd"/>
+      <w:r>
+        <w:rPr>
+          <w:color w:val="000000" w:themeColor="text1"/>
+        </w:rPr>
+        <w:t xml:space="preserve"> КУРС : ИНФРА-М, 2024. — 336 с. – URL: </w:t>
+      </w:r>
+      <w:hyperlink r:id="rId12" w:history="1">
         <w:r>
           <w:rPr>
             <w:rStyle w:val="a3"/>
@@ -4443,7 +5082,21 @@
         <w:rPr>
           <w:color w:val="000000" w:themeColor="text1"/>
         </w:rPr>
-        <w:t xml:space="preserve"> (дата обращения: __.11.2025). – Режим доступа: по подписке. – Текст : электронный.</w:t>
+        <w:t xml:space="preserve"> (дата обращения: __.11.2025). – Режим доступа: по подписке. – </w:t>
+      </w:r>
+      <w:proofErr w:type="gramStart"/>
+      <w:r>
+        <w:rPr>
+          <w:color w:val="000000" w:themeColor="text1"/>
+        </w:rPr>
+        <w:t>Текст :</w:t>
+      </w:r>
+      <w:proofErr w:type="gramEnd"/>
+      <w:r>
+        <w:rPr>
+          <w:color w:val="000000" w:themeColor="text1"/>
+        </w:rPr>
+        <w:t xml:space="preserve"> электронный.</w:t>
       </w:r>
     </w:p>
     <w:p>
@@ -4458,12 +5111,12 @@
     </w:p>
     <w:p/>
     <w:sectPr>
-      <w:headerReference w:type="even" r:id="rId12"/>
-      <w:headerReference w:type="default" r:id="rId13"/>
-      <w:footerReference w:type="even" r:id="rId14"/>
-      <w:footerReference w:type="default" r:id="rId15"/>
-      <w:headerReference w:type="first" r:id="rId16"/>
-      <w:footerReference w:type="first" r:id="rId17"/>
+      <w:headerReference w:type="even" r:id="rId13"/>
+      <w:headerReference w:type="default" r:id="rId14"/>
+      <w:footerReference w:type="even" r:id="rId15"/>
+      <w:footerReference w:type="default" r:id="rId16"/>
+      <w:headerReference w:type="first" r:id="rId17"/>
+      <w:footerReference w:type="first" r:id="rId18"/>
       <w:pgSz w:w="11906" w:h="16838"/>
       <w:pgMar w:top="1134" w:right="850" w:bottom="1134" w:left="1701" w:header="708" w:footer="708" w:gutter="0"/>
       <w:pgNumType w:start="1"/>
@@ -4544,7 +5197,7 @@
             <w:sz w:val="28"/>
             <w:szCs w:val="28"/>
           </w:rPr>
-          <w:t>11</w:t>
+          <w:t>10</w:t>
         </w:r>
         <w:r>
           <w:rPr>
@@ -6081,6 +6734,7 @@
   <w:style w:type="character" w:default="1" w:styleId="a0">
     <w:name w:val="Default Paragraph Font"/>
     <w:uiPriority w:val="1"/>
+    <w:semiHidden/>
     <w:unhideWhenUsed/>
   </w:style>
   <w:style w:type="table" w:default="1" w:styleId="a1">
@@ -6652,7 +7306,7 @@
 </file>
 
 <file path=customXml/itemProps1.xml><?xml version="1.0" encoding="utf-8"?>
-<ds:datastoreItem xmlns:ds="http://schemas.openxmlformats.org/officeDocument/2006/customXml" ds:itemID="{3013CA08-EA3F-411A-B795-0FA48E4F3E68}">
+<ds:datastoreItem xmlns:ds="http://schemas.openxmlformats.org/officeDocument/2006/customXml" ds:itemID="{DE1DF341-7E87-4182-BF28-F045B1A1671A}">
   <ds:schemaRefs>
     <ds:schemaRef ds:uri="http://schemas.openxmlformats.org/officeDocument/2006/bibliography"/>
   </ds:schemaRefs>
